--- a/Signals/html_Lectures/notes/Lecture 16 Notes.docx
+++ b/Signals/html_Lectures/notes/Lecture 16 Notes.docx
@@ -257,71 +257,115 @@
           <w:sz w:val="22"/>
           <w:szCs w:val="22"/>
         </w:rPr>
-        <w:t xml:space="preserve">3 min. (a⊛b)[n] = a^T P^n R b = Σ_m a[m] b[(n−m) mod N]. Say "reverse, shift, dot".</w:t>
-      </w:r>
-    </w:p>
-    <w:p>
-      <w:pPr>
-        <w:pStyle w:val="ListParagraph"/>
-        <w:numPr>
-          <w:ilvl w:val="0"/>
-          <w:numId w:val="2"/>
-        </w:numPr>
-        <w:spacing w:after="80"/>
-      </w:pPr>
-      <w:r>
-        <w:rPr>
-          <w:rFonts w:ascii="Calibri" w:cs="Calibri" w:eastAsia="Calibri" w:hAnsi="Calibri"/>
-          <w:sz w:val="22"/>
-          <w:szCs w:val="22"/>
-        </w:rPr>
-        <w:t xml:space="preserve">Why the forms agree: (Rb)[m] = b[(−m) mod N]; P^n shifts down by n, so (P^n R b)[m] = b[(n−m) mod N]; dot with a.</w:t>
-      </w:r>
-    </w:p>
-    <w:p>
-      <w:pPr>
-        <w:pStyle w:val="ListParagraph"/>
-        <w:numPr>
-          <w:ilvl w:val="0"/>
-          <w:numId w:val="2"/>
-        </w:numPr>
-        <w:spacing w:after="80"/>
-      </w:pPr>
-      <w:r>
-        <w:rPr>
-          <w:rFonts w:ascii="Calibri" w:cs="Calibri" w:eastAsia="Calibri" w:hAnsi="Calibri"/>
-          <w:sz w:val="22"/>
-          <w:szCs w:val="22"/>
-        </w:rPr>
-        <w:t xml:space="preserve">Commutative: substitute m' = n − m. The right column also recalls R and P from L14.</w:t>
-      </w:r>
-    </w:p>
-    <w:p>
-      <w:pPr>
-        <w:pBdr>
-          <w:left w:val="single" w:color="7A1A1A" w:sz="18" w:space="8"/>
-        </w:pBdr>
-        <w:spacing w:after="140" w:before="100"/>
-        <w:ind w:left="360"/>
-      </w:pPr>
-      <w:r>
-        <w:rPr>
-          <w:rFonts w:ascii="Calibri" w:cs="Calibri" w:eastAsia="Calibri" w:hAnsi="Calibri"/>
-          <w:b/>
-          <w:bCs/>
-          <w:color w:val="7A1A1A"/>
-          <w:sz w:val="22"/>
-          <w:szCs w:val="22"/>
-        </w:rPr>
-        <w:t xml:space="preserve">Common error: </w:t>
-      </w:r>
-      <w:r>
-        <w:rPr>
-          <w:rFonts w:ascii="Calibri" w:cs="Calibri" w:eastAsia="Calibri" w:hAnsi="Calibri"/>
-          <w:sz w:val="22"/>
-          <w:szCs w:val="22"/>
-        </w:rPr>
-        <w:t xml:space="preserve">Using b[n−m] with a negative index instead of reducing mod N.</w:t>
+        <w:t xml:space="preserve">3 min. Goal: define circular convolution once, in two equivalent ways. Say "reverse, shift, dot".</w:t>
+      </w:r>
+    </w:p>
+    <w:p>
+      <w:pPr>
+        <w:pStyle w:val="ListParagraph"/>
+        <w:numPr>
+          <w:ilvl w:val="0"/>
+          <w:numId w:val="2"/>
+        </w:numPr>
+        <w:spacing w:after="80"/>
+      </w:pPr>
+      <w:r>
+        <w:rPr>
+          <w:rFonts w:ascii="Calibri" w:cs="Calibri" w:eastAsia="Calibri" w:hAnsi="Calibri"/>
+          <w:sz w:val="22"/>
+          <w:szCs w:val="22"/>
+        </w:rPr>
+        <w:t xml:space="preserve">Step 1 — notation. aᵀ is the vector a written as a row (transpose). aᵀPⁿRb is a row times a matrix times a column: a single number. a mod N is the remainder of a divided by N, always in 0…N−1 (−1 mod 4 = 3). P shifts a vector down one place (last entry to the top); R keeps entry 0 and reverses the rest (both from Lecture 14).</w:t>
+      </w:r>
+    </w:p>
+    <w:p>
+      <w:pPr>
+        <w:pStyle w:val="ListParagraph"/>
+        <w:numPr>
+          <w:ilvl w:val="0"/>
+          <w:numId w:val="2"/>
+        </w:numPr>
+        <w:spacing w:after="80"/>
+      </w:pPr>
+      <w:r>
+        <w:rPr>
+          <w:rFonts w:ascii="Calibri" w:cs="Calibri" w:eastAsia="Calibri" w:hAnsi="Calibri"/>
+          <w:sz w:val="22"/>
+          <w:szCs w:val="22"/>
+        </w:rPr>
+        <w:t xml:space="preserve">Step 2 — definition: (a ⊛ b)[n] = aᵀ Pⁿ R b. Meaning: reverse b, shift it down n places, take the dot product with a. n = 0…N−1 gives N outputs.</w:t>
+      </w:r>
+    </w:p>
+    <w:p>
+      <w:pPr>
+        <w:pStyle w:val="ListParagraph"/>
+        <w:numPr>
+          <w:ilvl w:val="0"/>
+          <w:numId w:val="2"/>
+        </w:numPr>
+        <w:spacing w:after="80"/>
+      </w:pPr>
+      <w:r>
+        <w:rPr>
+          <w:rFonts w:ascii="Calibri" w:cs="Calibri" w:eastAsia="Calibri" w:hAnsi="Calibri"/>
+          <w:sz w:val="22"/>
+          <w:szCs w:val="22"/>
+        </w:rPr>
+        <w:t xml:space="preserve">Step 3 — why this equals Σ_m a[m] b[(n−m) mod N]. (Rb)[m] = b[(−m) mod N]. Pⁿ shifts down by n: (PⁿRb)[m] = (Rb)[(m−n) mod N] = b[(−(m−n)) mod N] = b[(n−m) mod N]. Dot with a: Σ_m a[m] b[(n−m) mod N].</w:t>
+      </w:r>
+    </w:p>
+    <w:p>
+      <w:pPr>
+        <w:pStyle w:val="ListParagraph"/>
+        <w:numPr>
+          <w:ilvl w:val="0"/>
+          <w:numId w:val="2"/>
+        </w:numPr>
+        <w:spacing w:after="80"/>
+      </w:pPr>
+      <w:r>
+        <w:rPr>
+          <w:rFonts w:ascii="Calibri" w:cs="Calibri" w:eastAsia="Calibri" w:hAnsi="Calibri"/>
+          <w:sz w:val="22"/>
+          <w:szCs w:val="22"/>
+        </w:rPr>
+        <w:t xml:space="preserve">Step 4 — N = 4, n = 1, spelled out: m = 0: a[0]b[1]; m = 1: a[1]b[0]; m = 2: a[2]b[(1−2) mod 4] = a[2]b[3]; m = 3: a[3]b[(1−3) mod 4] = a[3]b[2]. So (a⊛b)[1] = a₀b₁ + a₁b₀ + a₂b₃ + a₃b₂. Never write b[−1]; always reduce mod N.</w:t>
+      </w:r>
+    </w:p>
+    <w:p>
+      <w:pPr>
+        <w:pStyle w:val="ListParagraph"/>
+        <w:numPr>
+          <w:ilvl w:val="0"/>
+          <w:numId w:val="2"/>
+        </w:numPr>
+        <w:spacing w:after="80"/>
+      </w:pPr>
+      <w:r>
+        <w:rPr>
+          <w:rFonts w:ascii="Calibri" w:cs="Calibri" w:eastAsia="Calibri" w:hAnsi="Calibri"/>
+          <w:sz w:val="22"/>
+          <w:szCs w:val="22"/>
+        </w:rPr>
+        <w:t xml:space="preserve">Step 5 — circulant matrix: stacking the row vectors (PⁿRb)ᵀ for n = 0…N−1 gives a matrix C_b with a ⊛ b = C_b a. Each row is the previous one shifted right by one place (wrapping).</w:t>
+      </w:r>
+    </w:p>
+    <w:p>
+      <w:pPr>
+        <w:pStyle w:val="ListParagraph"/>
+        <w:numPr>
+          <w:ilvl w:val="0"/>
+          <w:numId w:val="2"/>
+        </w:numPr>
+        <w:spacing w:after="80"/>
+      </w:pPr>
+      <w:r>
+        <w:rPr>
+          <w:rFonts w:ascii="Calibri" w:cs="Calibri" w:eastAsia="Calibri" w:hAnsi="Calibri"/>
+          <w:sz w:val="22"/>
+          <w:szCs w:val="22"/>
+        </w:rPr>
+        <w:t xml:space="preserve">Step 6 — commutative: put m′ = n − m (mod N). As m runs over 0…N−1 so does m′, and m = n − m′: Σ_m a[m]b[n−m] = Σ_{m′} a[n−m′] b[m′] = (b ⊛ a)[n].</w:t>
       </w:r>
     </w:p>
     <w:p>
@@ -369,25 +413,133 @@
           <w:sz w:val="22"/>
           <w:szCs w:val="22"/>
         </w:rPr>
-        <w:t xml:space="preserve">3 min. b = (1,2,3,−2). Rb = (b0,b3,b2,b1) = (1,−2,3,2). Rows: Rb = (1,−2,3,2); P Rb = (2,1,−2,3); P²Rb = (3,2,1,−2); P³Rb = (−2,3,2,1).</w:t>
-      </w:r>
-    </w:p>
-    <w:p>
-      <w:pPr>
-        <w:pStyle w:val="ListParagraph"/>
-        <w:numPr>
-          <w:ilvl w:val="0"/>
-          <w:numId w:val="2"/>
-        </w:numPr>
-        <w:spacing w:after="80"/>
-      </w:pPr>
-      <w:r>
-        <w:rPr>
-          <w:rFonts w:ascii="Calibri" w:cs="Calibri" w:eastAsia="Calibri" w:hAnsi="Calibri"/>
-          <w:sz w:val="22"/>
-          <w:szCs w:val="22"/>
-        </w:rPr>
-        <w:t xml:space="preserve">Each shift moves the last entry to the top. Stack the rows into the 4×4 circulant; a⊛b = C a.</w:t>
+        <w:t xml:space="preserve">Data: N = 4, b = (1, 2, 3, −2)ᵀ, a = (α, β, γ, δ)ᵀ symbolic. Goal: the circulant matrix, row n = (PⁿRb)ᵀ.</w:t>
+      </w:r>
+    </w:p>
+    <w:p>
+      <w:pPr>
+        <w:pStyle w:val="ListParagraph"/>
+        <w:numPr>
+          <w:ilvl w:val="0"/>
+          <w:numId w:val="2"/>
+        </w:numPr>
+        <w:spacing w:after="80"/>
+      </w:pPr>
+      <w:r>
+        <w:rPr>
+          <w:rFonts w:ascii="Calibri" w:cs="Calibri" w:eastAsia="Calibri" w:hAnsi="Calibri"/>
+          <w:sz w:val="22"/>
+          <w:szCs w:val="22"/>
+        </w:rPr>
+        <w:t xml:space="preserve">Step 1 — reverse b (keep entry 0): Rb = (b[0], b[3], b[2], b[1]) = (1, −2, 3, 2).</w:t>
+      </w:r>
+    </w:p>
+    <w:p>
+      <w:pPr>
+        <w:pStyle w:val="ListParagraph"/>
+        <w:numPr>
+          <w:ilvl w:val="0"/>
+          <w:numId w:val="2"/>
+        </w:numPr>
+        <w:spacing w:after="80"/>
+      </w:pPr>
+      <w:r>
+        <w:rPr>
+          <w:rFonts w:ascii="Calibri" w:cs="Calibri" w:eastAsia="Calibri" w:hAnsi="Calibri"/>
+          <w:sz w:val="22"/>
+          <w:szCs w:val="22"/>
+        </w:rPr>
+        <w:t xml:space="preserve">Step 2 — row 0 = Rb = (1, −2, 3, 2).</w:t>
+      </w:r>
+    </w:p>
+    <w:p>
+      <w:pPr>
+        <w:pStyle w:val="ListParagraph"/>
+        <w:numPr>
+          <w:ilvl w:val="0"/>
+          <w:numId w:val="2"/>
+        </w:numPr>
+        <w:spacing w:after="80"/>
+      </w:pPr>
+      <w:r>
+        <w:rPr>
+          <w:rFonts w:ascii="Calibri" w:cs="Calibri" w:eastAsia="Calibri" w:hAnsi="Calibri"/>
+          <w:sz w:val="22"/>
+          <w:szCs w:val="22"/>
+        </w:rPr>
+        <w:t xml:space="preserve">Step 3 — row 1 = P Rb: move the last entry (2) to the top: (2, 1, −2, 3).</w:t>
+      </w:r>
+    </w:p>
+    <w:p>
+      <w:pPr>
+        <w:pStyle w:val="ListParagraph"/>
+        <w:numPr>
+          <w:ilvl w:val="0"/>
+          <w:numId w:val="2"/>
+        </w:numPr>
+        <w:spacing w:after="80"/>
+      </w:pPr>
+      <w:r>
+        <w:rPr>
+          <w:rFonts w:ascii="Calibri" w:cs="Calibri" w:eastAsia="Calibri" w:hAnsi="Calibri"/>
+          <w:sz w:val="22"/>
+          <w:szCs w:val="22"/>
+        </w:rPr>
+        <w:t xml:space="preserve">Step 4 — row 2 = P²Rb: shift again, last entry 3 to the top: (3, 2, 1, −2).</w:t>
+      </w:r>
+    </w:p>
+    <w:p>
+      <w:pPr>
+        <w:pStyle w:val="ListParagraph"/>
+        <w:numPr>
+          <w:ilvl w:val="0"/>
+          <w:numId w:val="2"/>
+        </w:numPr>
+        <w:spacing w:after="80"/>
+      </w:pPr>
+      <w:r>
+        <w:rPr>
+          <w:rFonts w:ascii="Calibri" w:cs="Calibri" w:eastAsia="Calibri" w:hAnsi="Calibri"/>
+          <w:sz w:val="22"/>
+          <w:szCs w:val="22"/>
+        </w:rPr>
+        <w:t xml:space="preserve">Step 5 — row 3 = P³Rb: shift again, last entry −2 to the top: (−2, 3, 2, 1).</w:t>
+      </w:r>
+    </w:p>
+    <w:p>
+      <w:pPr>
+        <w:pStyle w:val="ListParagraph"/>
+        <w:numPr>
+          <w:ilvl w:val="0"/>
+          <w:numId w:val="2"/>
+        </w:numPr>
+        <w:spacing w:after="80"/>
+      </w:pPr>
+      <w:r>
+        <w:rPr>
+          <w:rFonts w:ascii="Calibri" w:cs="Calibri" w:eastAsia="Calibri" w:hAnsi="Calibri"/>
+          <w:sz w:val="22"/>
+          <w:szCs w:val="22"/>
+        </w:rPr>
+        <w:t xml:space="preserve">Step 6 — stack the rows: C_b = [[1, −2, 3, 2], [2, 1, −2, 3], [3, 2, 1, −2], [−2, 3, 2, 1]]; a ⊛ b = C_b a. Each row is the one above, shifted right by one.</w:t>
+      </w:r>
+    </w:p>
+    <w:p>
+      <w:pPr>
+        <w:pStyle w:val="ListParagraph"/>
+        <w:numPr>
+          <w:ilvl w:val="0"/>
+          <w:numId w:val="2"/>
+        </w:numPr>
+        <w:spacing w:after="80"/>
+      </w:pPr>
+      <w:r>
+        <w:rPr>
+          <w:rFonts w:ascii="Calibri" w:cs="Calibri" w:eastAsia="Calibri" w:hAnsi="Calibri"/>
+          <w:sz w:val="22"/>
+          <w:szCs w:val="22"/>
+        </w:rPr>
+        <w:t xml:space="preserve">Check one row with the index rule: row 1 should be (b[1], b[0], b[3], b[2]) = (2, 1, −2, 3) ✓.</w:t>
       </w:r>
     </w:p>
     <w:p>
@@ -435,25 +587,97 @@
           <w:sz w:val="22"/>
           <w:szCs w:val="22"/>
         </w:rPr>
-        <w:t xml:space="preserve">3 min. Symbolic rows: α−2β+3γ+2δ; 2α+β−2γ+3δ; 3α+2β+γ−2δ; −2α+3β+2γ+δ. Check row 0 with the sum a0b0 + a1b3 + a2b2 + a3b1.</w:t>
-      </w:r>
-    </w:p>
-    <w:p>
-      <w:pPr>
-        <w:pStyle w:val="ListParagraph"/>
-        <w:numPr>
-          <w:ilvl w:val="0"/>
-          <w:numId w:val="2"/>
-        </w:numPr>
-        <w:spacing w:after="80"/>
-      </w:pPr>
-      <w:r>
-        <w:rPr>
-          <w:rFonts w:ascii="Calibri" w:cs="Calibri" w:eastAsia="Calibri" w:hAnsi="Calibri"/>
-          <w:sz w:val="22"/>
-          <w:szCs w:val="22"/>
-        </w:rPr>
-        <w:t xml:space="preserve">Numbers for a = (1,2,−1,3): 1−4−3+6 = 0, 2+2+2+9 = 15, 3+4−1−6 = 0, −2+6−2+3 = 5, so a⊛b = (0,15,0,5), the notebook output.</w:t>
+        <w:t xml:space="preserve">Step 1 — multiply C_b by (α, β, γ, δ)ᵀ row by row: row 0: 1α − 2β + 3γ + 2δ; row 1: 2α + 1β − 2γ + 3δ; row 2: 3α + 2β + 1γ − 2δ; row 3: −2α + 3β + 2γ + 1δ.</w:t>
+      </w:r>
+    </w:p>
+    <w:p>
+      <w:pPr>
+        <w:pStyle w:val="ListParagraph"/>
+        <w:numPr>
+          <w:ilvl w:val="0"/>
+          <w:numId w:val="2"/>
+        </w:numPr>
+        <w:spacing w:after="80"/>
+      </w:pPr>
+      <w:r>
+        <w:rPr>
+          <w:rFonts w:ascii="Calibri" w:cs="Calibri" w:eastAsia="Calibri" w:hAnsi="Calibri"/>
+          <w:sz w:val="22"/>
+          <w:szCs w:val="22"/>
+        </w:rPr>
+        <w:t xml:space="preserve">Step 2 — check row 0 with the sum: (a⊛b)[0] = a[0]b[0] + a[1]b[3] + a[2]b[2] + a[3]b[1] = α(1) + β(−2) + γ(3) + δ(2) ✓.</w:t>
+      </w:r>
+    </w:p>
+    <w:p>
+      <w:pPr>
+        <w:pStyle w:val="ListParagraph"/>
+        <w:numPr>
+          <w:ilvl w:val="0"/>
+          <w:numId w:val="2"/>
+        </w:numPr>
+        <w:spacing w:after="80"/>
+      </w:pPr>
+      <w:r>
+        <w:rPr>
+          <w:rFonts w:ascii="Calibri" w:cs="Calibri" w:eastAsia="Calibri" w:hAnsi="Calibri"/>
+          <w:sz w:val="22"/>
+          <w:szCs w:val="22"/>
+        </w:rPr>
+        <w:t xml:space="preserve">Step 3 — numbers a = (1, 2, −1, 3): n = 0: 1 − 4 − 3 + 6 = 0 (1·1 = 1; −2·2 = −4; 3·(−1) = −3; 2·3 = 6).</w:t>
+      </w:r>
+    </w:p>
+    <w:p>
+      <w:pPr>
+        <w:pStyle w:val="ListParagraph"/>
+        <w:numPr>
+          <w:ilvl w:val="0"/>
+          <w:numId w:val="2"/>
+        </w:numPr>
+        <w:spacing w:after="80"/>
+      </w:pPr>
+      <w:r>
+        <w:rPr>
+          <w:rFonts w:ascii="Calibri" w:cs="Calibri" w:eastAsia="Calibri" w:hAnsi="Calibri"/>
+          <w:sz w:val="22"/>
+          <w:szCs w:val="22"/>
+        </w:rPr>
+        <w:t xml:space="preserve">n = 1: 2(1) + 1(2) + (−2)(−1) + 3(3) = 2 + 2 + 2 + 9 = 15. n = 2: 3(1) + 2(2) + 1(−1) + (−2)(3) = 3 + 4 − 1 − 6 = 0. n = 3: (−2)(1) + 3(2) + 2(−1) + 1(3) = −2 + 6 − 2 + 3 = 5.</w:t>
+      </w:r>
+    </w:p>
+    <w:p>
+      <w:pPr>
+        <w:pStyle w:val="ListParagraph"/>
+        <w:numPr>
+          <w:ilvl w:val="0"/>
+          <w:numId w:val="2"/>
+        </w:numPr>
+        <w:spacing w:after="80"/>
+      </w:pPr>
+      <w:r>
+        <w:rPr>
+          <w:rFonts w:ascii="Calibri" w:cs="Calibri" w:eastAsia="Calibri" w:hAnsi="Calibri"/>
+          <w:sz w:val="22"/>
+          <w:szCs w:val="22"/>
+        </w:rPr>
+        <w:t xml:space="preserve">Answer: a ⊛ b = (0, 15, 0, 5)ᵀ.</w:t>
+      </w:r>
+    </w:p>
+    <w:p>
+      <w:pPr>
+        <w:pStyle w:val="ListParagraph"/>
+        <w:numPr>
+          <w:ilvl w:val="0"/>
+          <w:numId w:val="2"/>
+        </w:numPr>
+        <w:spacing w:after="80"/>
+      </w:pPr>
+      <w:r>
+        <w:rPr>
+          <w:rFonts w:ascii="Calibri" w:cs="Calibri" w:eastAsia="Calibri" w:hAnsi="Calibri"/>
+          <w:sz w:val="22"/>
+          <w:szCs w:val="22"/>
+        </w:rPr>
+        <w:t xml:space="preserve">Check: the outputs add to 0 + 15 + 0 + 5 = 20 and (Σa)(Σb) = (1 + 2 − 1 + 3)(1 + 2 + 3 − 2) = 5 · 4 = 20 ✓. The notebook prints [0, 15, 0, 5] three ways (matrix, formula, ifft(A·B)).</w:t>
       </w:r>
     </w:p>
     <w:p>
@@ -501,25 +725,79 @@
           <w:sz w:val="22"/>
           <w:szCs w:val="22"/>
         </w:rPr>
-        <w:t xml:space="preserve">5 min, students work alone. a = (1,2,0,−1), b = (3,1,0,2), N = 4. Tasks: Rb and the rows; the four outputs; check n = 1 with the sum; check the total equals (Σa)(Σb).</w:t>
-      </w:r>
-    </w:p>
-    <w:p>
-      <w:pPr>
-        <w:pStyle w:val="ListParagraph"/>
-        <w:numPr>
-          <w:ilvl w:val="0"/>
-          <w:numId w:val="2"/>
-        </w:numPr>
-        <w:spacing w:after="80"/>
-      </w:pPr>
-      <w:r>
-        <w:rPr>
-          <w:rFonts w:ascii="Calibri" w:cs="Calibri" w:eastAsia="Calibri" w:hAnsi="Calibri"/>
-          <w:sz w:val="22"/>
-          <w:szCs w:val="22"/>
-        </w:rPr>
-        <w:t xml:space="preserve">Hint if stuck: Rb = (b0,b3,b2,b1).</w:t>
+        <w:t xml:space="preserve">Data: N = 4, a = (1, 2, 0, −1)ᵀ, b = (3, 1, 0, 2)ᵀ. Students do it alone, 5 minutes.</w:t>
+      </w:r>
+    </w:p>
+    <w:p>
+      <w:pPr>
+        <w:pStyle w:val="ListParagraph"/>
+        <w:numPr>
+          <w:ilvl w:val="0"/>
+          <w:numId w:val="2"/>
+        </w:numPr>
+        <w:spacing w:after="80"/>
+      </w:pPr>
+      <w:r>
+        <w:rPr>
+          <w:rFonts w:ascii="Calibri" w:cs="Calibri" w:eastAsia="Calibri" w:hAnsi="Calibri"/>
+          <w:sz w:val="22"/>
+          <w:szCs w:val="22"/>
+        </w:rPr>
+        <w:t xml:space="preserve">What to write: Rb = (b₀, b₃, b₂, b₁); then P Rb, P²Rb, P³Rb by moving the last entry to the top each time; then a dot product of each row with a.</w:t>
+      </w:r>
+    </w:p>
+    <w:p>
+      <w:pPr>
+        <w:pStyle w:val="ListParagraph"/>
+        <w:numPr>
+          <w:ilvl w:val="0"/>
+          <w:numId w:val="2"/>
+        </w:numPr>
+        <w:spacing w:after="80"/>
+      </w:pPr>
+      <w:r>
+        <w:rPr>
+          <w:rFonts w:ascii="Calibri" w:cs="Calibri" w:eastAsia="Calibri" w:hAnsi="Calibri"/>
+          <w:sz w:val="22"/>
+          <w:szCs w:val="22"/>
+        </w:rPr>
+        <w:t xml:space="preserve">Check A: output n = 1 with the sum Σ_m a[m] b[(1−m) mod 4] = a₀b₁ + a₁b₀ + a₂b₃ + a₃b₂.</w:t>
+      </w:r>
+    </w:p>
+    <w:p>
+      <w:pPr>
+        <w:pStyle w:val="ListParagraph"/>
+        <w:numPr>
+          <w:ilvl w:val="0"/>
+          <w:numId w:val="2"/>
+        </w:numPr>
+        <w:spacing w:after="80"/>
+      </w:pPr>
+      <w:r>
+        <w:rPr>
+          <w:rFonts w:ascii="Calibri" w:cs="Calibri" w:eastAsia="Calibri" w:hAnsi="Calibri"/>
+          <w:sz w:val="22"/>
+          <w:szCs w:val="22"/>
+        </w:rPr>
+        <w:t xml:space="preserve">Check B: the four outputs must add to (Σa)(Σb) = (1 + 2 + 0 − 1)(3 + 1 + 0 + 2) = 2 · 6 = 12. This is DFT 9 at k = 0 (explained on slide 10).</w:t>
+      </w:r>
+    </w:p>
+    <w:p>
+      <w:pPr>
+        <w:pStyle w:val="ListParagraph"/>
+        <w:numPr>
+          <w:ilvl w:val="0"/>
+          <w:numId w:val="2"/>
+        </w:numPr>
+        <w:spacing w:after="80"/>
+      </w:pPr>
+      <w:r>
+        <w:rPr>
+          <w:rFonts w:ascii="Calibri" w:cs="Calibri" w:eastAsia="Calibri" w:hAnsi="Calibri"/>
+          <w:sz w:val="22"/>
+          <w:szCs w:val="22"/>
+        </w:rPr>
+        <w:t xml:space="preserve">Hint if stuck: Rb = (3, 2, 0, 1).</w:t>
       </w:r>
     </w:p>
     <w:p>
@@ -567,43 +845,115 @@
           <w:sz w:val="22"/>
           <w:szCs w:val="22"/>
         </w:rPr>
-        <w:t xml:space="preserve">3 min. Rb = (3,2,0,1); PRb = (1,3,2,0); P²Rb = (0,1,3,2); P³Rb = (2,0,1,3).</w:t>
-      </w:r>
-    </w:p>
-    <w:p>
-      <w:pPr>
-        <w:pStyle w:val="ListParagraph"/>
-        <w:numPr>
-          <w:ilvl w:val="0"/>
-          <w:numId w:val="2"/>
-        </w:numPr>
-        <w:spacing w:after="80"/>
-      </w:pPr>
-      <w:r>
-        <w:rPr>
-          <w:rFonts w:ascii="Calibri" w:cs="Calibri" w:eastAsia="Calibri" w:hAnsi="Calibri"/>
-          <w:sz w:val="22"/>
-          <w:szCs w:val="22"/>
-        </w:rPr>
-        <w:t xml:space="preserve">Outputs: n=0: 3+4+0−1 = 6; n=1: 1+6+0+0 = 7; n=2: 0+2+0−2 = 0; n=3: 2+0+0−3 = −1. So a⊛b = (6,7,0,−1).</w:t>
-      </w:r>
-    </w:p>
-    <w:p>
-      <w:pPr>
-        <w:pStyle w:val="ListParagraph"/>
-        <w:numPr>
-          <w:ilvl w:val="0"/>
-          <w:numId w:val="2"/>
-        </w:numPr>
-        <w:spacing w:after="80"/>
-      </w:pPr>
-      <w:r>
-        <w:rPr>
-          <w:rFonts w:ascii="Calibri" w:cs="Calibri" w:eastAsia="Calibri" w:hAnsi="Calibri"/>
-          <w:sz w:val="22"/>
-          <w:szCs w:val="22"/>
-        </w:rPr>
-        <w:t xml:space="preserve">Checks: n = 1 by the sum a0b1 + a1b0 + a2b3 + a3b2 = 1+6+0+0 = 7. Total 6+7+0−1 = 12 = (1+2+0−1)(3+1+0+2) = 2·6. (This is DFT 9 at k = 0, explained on slide 10.)</w:t>
+        <w:t xml:space="preserve">Answer: a ⊛ b = (6, 7, 0, −1)ᵀ.</w:t>
+      </w:r>
+    </w:p>
+    <w:p>
+      <w:pPr>
+        <w:pStyle w:val="ListParagraph"/>
+        <w:numPr>
+          <w:ilvl w:val="0"/>
+          <w:numId w:val="2"/>
+        </w:numPr>
+        <w:spacing w:after="80"/>
+      </w:pPr>
+      <w:r>
+        <w:rPr>
+          <w:rFonts w:ascii="Calibri" w:cs="Calibri" w:eastAsia="Calibri" w:hAnsi="Calibri"/>
+          <w:sz w:val="22"/>
+          <w:szCs w:val="22"/>
+        </w:rPr>
+        <w:t xml:space="preserve">Step 1 — reverse b: Rb = (b[0], b[3], b[2], b[1]) = (3, 2, 0, 1).</w:t>
+      </w:r>
+    </w:p>
+    <w:p>
+      <w:pPr>
+        <w:pStyle w:val="ListParagraph"/>
+        <w:numPr>
+          <w:ilvl w:val="0"/>
+          <w:numId w:val="2"/>
+        </w:numPr>
+        <w:spacing w:after="80"/>
+      </w:pPr>
+      <w:r>
+        <w:rPr>
+          <w:rFonts w:ascii="Calibri" w:cs="Calibri" w:eastAsia="Calibri" w:hAnsi="Calibri"/>
+          <w:sz w:val="22"/>
+          <w:szCs w:val="22"/>
+        </w:rPr>
+        <w:t xml:space="preserve">Step 2 — shifts: P Rb: last entry 1 to the top → (1, 3, 2, 0). P²Rb: last entry 0 to the top → (0, 1, 3, 2). P³Rb: last entry 2 to the top → (2, 0, 1, 3).</w:t>
+      </w:r>
+    </w:p>
+    <w:p>
+      <w:pPr>
+        <w:pStyle w:val="ListParagraph"/>
+        <w:numPr>
+          <w:ilvl w:val="0"/>
+          <w:numId w:val="2"/>
+        </w:numPr>
+        <w:spacing w:after="80"/>
+      </w:pPr>
+      <w:r>
+        <w:rPr>
+          <w:rFonts w:ascii="Calibri" w:cs="Calibri" w:eastAsia="Calibri" w:hAnsi="Calibri"/>
+          <w:sz w:val="22"/>
+          <w:szCs w:val="22"/>
+        </w:rPr>
+        <w:t xml:space="preserve">Step 3 — dot each row with a = (1, 2, 0, −1): n = 0: 3(1) + 2(2) + 0(0) + 1(−1) = 3 + 4 + 0 − 1 = 6.</w:t>
+      </w:r>
+    </w:p>
+    <w:p>
+      <w:pPr>
+        <w:pStyle w:val="ListParagraph"/>
+        <w:numPr>
+          <w:ilvl w:val="0"/>
+          <w:numId w:val="2"/>
+        </w:numPr>
+        <w:spacing w:after="80"/>
+      </w:pPr>
+      <w:r>
+        <w:rPr>
+          <w:rFonts w:ascii="Calibri" w:cs="Calibri" w:eastAsia="Calibri" w:hAnsi="Calibri"/>
+          <w:sz w:val="22"/>
+          <w:szCs w:val="22"/>
+        </w:rPr>
+        <w:t xml:space="preserve">n = 1: 1(1) + 3(2) + 2(0) + 0(−1) = 1 + 6 + 0 + 0 = 7. n = 2: 0(1) + 1(2) + 3(0) + 2(−1) = 0 + 2 + 0 − 2 = 0. n = 3: 2(1) + 0(2) + 1(0) + 3(−1) = 2 + 0 + 0 − 3 = −1.</w:t>
+      </w:r>
+    </w:p>
+    <w:p>
+      <w:pPr>
+        <w:pStyle w:val="ListParagraph"/>
+        <w:numPr>
+          <w:ilvl w:val="0"/>
+          <w:numId w:val="2"/>
+        </w:numPr>
+        <w:spacing w:after="80"/>
+      </w:pPr>
+      <w:r>
+        <w:rPr>
+          <w:rFonts w:ascii="Calibri" w:cs="Calibri" w:eastAsia="Calibri" w:hAnsi="Calibri"/>
+          <w:sz w:val="22"/>
+          <w:szCs w:val="22"/>
+        </w:rPr>
+        <w:t xml:space="preserve">Check 1 (sum for n = 1): a[0]b[1] + a[1]b[0] + a[2]b[3] + a[3]b[2] = 1(1) + 2(3) + 0(2) + (−1)(0) = 1 + 6 + 0 + 0 = 7 ✓.</w:t>
+      </w:r>
+    </w:p>
+    <w:p>
+      <w:pPr>
+        <w:pStyle w:val="ListParagraph"/>
+        <w:numPr>
+          <w:ilvl w:val="0"/>
+          <w:numId w:val="2"/>
+        </w:numPr>
+        <w:spacing w:after="80"/>
+      </w:pPr>
+      <w:r>
+        <w:rPr>
+          <w:rFonts w:ascii="Calibri" w:cs="Calibri" w:eastAsia="Calibri" w:hAnsi="Calibri"/>
+          <w:sz w:val="22"/>
+          <w:szCs w:val="22"/>
+        </w:rPr>
+        <w:t xml:space="preserve">Check 2 (total): 6 + 7 + 0 − 1 = 12 = 2 · 6 = (Σa)(Σb) ✓.</w:t>
       </w:r>
     </w:p>
     <w:p>
@@ -651,35 +1001,115 @@
           <w:sz w:val="22"/>
           <w:szCs w:val="22"/>
         </w:rPr>
-        <w:t xml:space="preserve">3 min. x⊙y ↔ (1/N) X⊛Y. Derivation: Z[k] = Σ x[n]y[n]e^{−j2πkn/N}; insert x[n] = (1/N)Σ_m X[m]e^{j2πmn/N}; the inner sum is Y[(k−m) mod N], so Z[k] = (1/N)(X⊛Y)[k].</w:t>
-      </w:r>
-    </w:p>
-    <w:p>
-      <w:pPr>
-        <w:pBdr>
-          <w:left w:val="single" w:color="7A1A1A" w:sz="18" w:space="8"/>
-        </w:pBdr>
-        <w:spacing w:after="140" w:before="100"/>
-        <w:ind w:left="360"/>
-      </w:pPr>
-      <w:r>
-        <w:rPr>
-          <w:rFonts w:ascii="Calibri" w:cs="Calibri" w:eastAsia="Calibri" w:hAnsi="Calibri"/>
-          <w:b/>
-          <w:bCs/>
-          <w:color w:val="7A1A1A"/>
-          <w:sz w:val="22"/>
-          <w:szCs w:val="22"/>
-        </w:rPr>
-        <w:t xml:space="preserve">Common error: </w:t>
-      </w:r>
-      <w:r>
-        <w:rPr>
-          <w:rFonts w:ascii="Calibri" w:cs="Calibri" w:eastAsia="Calibri" w:hAnsi="Calibri"/>
-          <w:sz w:val="22"/>
-          <w:szCs w:val="22"/>
-        </w:rPr>
-        <w:t xml:space="preserve">Forgetting the 1/N in DFT 8 (DFT 9 has no factor).</w:t>
+        <w:t xml:space="preserve">Statement (DFT 8): the pointwise product (x ⊙ y)[n] = x[n]y[n] has DFT (1/N)(X ⊛ Y), where the ⊛ of the two spectra is the circular convolution just defined (applied to length-N vectors X and Y).</w:t>
+      </w:r>
+    </w:p>
+    <w:p>
+      <w:pPr>
+        <w:pStyle w:val="ListParagraph"/>
+        <w:numPr>
+          <w:ilvl w:val="0"/>
+          <w:numId w:val="2"/>
+        </w:numPr>
+        <w:spacing w:after="80"/>
+      </w:pPr>
+      <w:r>
+        <w:rPr>
+          <w:rFonts w:ascii="Calibri" w:cs="Calibri" w:eastAsia="Calibri" w:hAnsi="Calibri"/>
+          <w:sz w:val="22"/>
+          <w:szCs w:val="22"/>
+        </w:rPr>
+        <w:t xml:space="preserve">Step 1 — start from the definition of the DFT of z = x ⊙ y: Z[k] = Σ_n x[n]y[n] e^{−j2πkn/N}.</w:t>
+      </w:r>
+    </w:p>
+    <w:p>
+      <w:pPr>
+        <w:pStyle w:val="ListParagraph"/>
+        <w:numPr>
+          <w:ilvl w:val="0"/>
+          <w:numId w:val="2"/>
+        </w:numPr>
+        <w:spacing w:after="80"/>
+      </w:pPr>
+      <w:r>
+        <w:rPr>
+          <w:rFonts w:ascii="Calibri" w:cs="Calibri" w:eastAsia="Calibri" w:hAnsi="Calibri"/>
+          <w:sz w:val="22"/>
+          <w:szCs w:val="22"/>
+        </w:rPr>
+        <w:t xml:space="preserve">Step 2 — insert the synthesis equation for x: x[n] = (1/N) Σ_m X[m] e^{j2πmn/N}. Then Z[k] = Σ_n (1/N) Σ_m X[m] e^{j2πmn/N} y[n] e^{−j2πkn/N}.</w:t>
+      </w:r>
+    </w:p>
+    <w:p>
+      <w:pPr>
+        <w:pStyle w:val="ListParagraph"/>
+        <w:numPr>
+          <w:ilvl w:val="0"/>
+          <w:numId w:val="2"/>
+        </w:numPr>
+        <w:spacing w:after="80"/>
+      </w:pPr>
+      <w:r>
+        <w:rPr>
+          <w:rFonts w:ascii="Calibri" w:cs="Calibri" w:eastAsia="Calibri" w:hAnsi="Calibri"/>
+          <w:sz w:val="22"/>
+          <w:szCs w:val="22"/>
+        </w:rPr>
+        <w:t xml:space="preserve">Step 3 — swap the order of the two sums (finite sums) and combine the exponentials: e^{j2πmn/N} e^{−j2πkn/N} = e^{−j2π(k−m)n/N}. Z[k] = (1/N) Σ_m X[m] [Σ_n y[n] e^{−j2π(k−m)n/N}].</w:t>
+      </w:r>
+    </w:p>
+    <w:p>
+      <w:pPr>
+        <w:pStyle w:val="ListParagraph"/>
+        <w:numPr>
+          <w:ilvl w:val="0"/>
+          <w:numId w:val="2"/>
+        </w:numPr>
+        <w:spacing w:after="80"/>
+      </w:pPr>
+      <w:r>
+        <w:rPr>
+          <w:rFonts w:ascii="Calibri" w:cs="Calibri" w:eastAsia="Calibri" w:hAnsi="Calibri"/>
+          <w:sz w:val="22"/>
+          <w:szCs w:val="22"/>
+        </w:rPr>
+        <w:t xml:space="preserve">Step 4 — the bracket is the DFT of y at bin k − m. If k − m is negative, add N: the exponential is N-periodic in the bin index, so the bracket is Y[(k−m) mod N].</w:t>
+      </w:r>
+    </w:p>
+    <w:p>
+      <w:pPr>
+        <w:pStyle w:val="ListParagraph"/>
+        <w:numPr>
+          <w:ilvl w:val="0"/>
+          <w:numId w:val="2"/>
+        </w:numPr>
+        <w:spacing w:after="80"/>
+      </w:pPr>
+      <w:r>
+        <w:rPr>
+          <w:rFonts w:ascii="Calibri" w:cs="Calibri" w:eastAsia="Calibri" w:hAnsi="Calibri"/>
+          <w:sz w:val="22"/>
+          <w:szCs w:val="22"/>
+        </w:rPr>
+        <w:t xml:space="preserve">Step 5 — so Z[k] = (1/N) Σ_m X[m] Y[(k−m) mod N] = (1/N)(X ⊛ Y)[k]. ∎</w:t>
+      </w:r>
+    </w:p>
+    <w:p>
+      <w:pPr>
+        <w:pStyle w:val="ListParagraph"/>
+        <w:numPr>
+          <w:ilvl w:val="0"/>
+          <w:numId w:val="2"/>
+        </w:numPr>
+        <w:spacing w:after="80"/>
+      </w:pPr>
+      <w:r>
+        <w:rPr>
+          <w:rFonts w:ascii="Calibri" w:cs="Calibri" w:eastAsia="Calibri" w:hAnsi="Calibri"/>
+          <w:sz w:val="22"/>
+          <w:szCs w:val="22"/>
+        </w:rPr>
+        <w:t xml:space="preserve">Pitfall: forgetting the 1/N (slide 23). DFT 9 (slide 10) has no factor.</w:t>
       </w:r>
     </w:p>
     <w:p>
@@ -727,43 +1157,133 @@
           <w:sz w:val="22"/>
           <w:szCs w:val="22"/>
         </w:rPr>
-        <w:t xml:space="preserve">4 min. x = (1,2,3,4), y = (1,0,−1,0). z = x⊙y = (1,0,−3,0). Z[k] = 1 − 3(−1)^k = (−2,4,−2,4).</w:t>
-      </w:r>
-    </w:p>
-    <w:p>
-      <w:pPr>
-        <w:pStyle w:val="ListParagraph"/>
-        <w:numPr>
-          <w:ilvl w:val="0"/>
-          <w:numId w:val="2"/>
-        </w:numPr>
-        <w:spacing w:after="80"/>
-      </w:pPr>
-      <w:r>
-        <w:rPr>
-          <w:rFonts w:ascii="Calibri" w:cs="Calibri" w:eastAsia="Calibri" w:hAnsi="Calibri"/>
-          <w:sz w:val="22"/>
-          <w:szCs w:val="22"/>
-        </w:rPr>
-        <w:t xml:space="preserve">X = (10, −2+2j, −2, −2−2j); Y[k] = 1 − (−1)^k = (0,2,0,2). (1/4)(X⊛Y)[k]: k=0: ¼[0 + (−4+4j) + 0 + (−4−4j)] = −2; k=1: ¼[20+0−4+0] = 4; k=2: −2; k=3: 4. Equals Z.</w:t>
-      </w:r>
-    </w:p>
-    <w:p>
-      <w:pPr>
-        <w:pStyle w:val="ListParagraph"/>
-        <w:numPr>
-          <w:ilvl w:val="0"/>
-          <w:numId w:val="2"/>
-        </w:numPr>
-        <w:spacing w:after="80"/>
-      </w:pPr>
-      <w:r>
-        <w:rPr>
-          <w:rFonts w:ascii="Calibri" w:cs="Calibri" w:eastAsia="Calibri" w:hAnsi="Calibri"/>
-          <w:sz w:val="22"/>
-          <w:szCs w:val="22"/>
-        </w:rPr>
-        <w:t xml:space="preserve">Without the 1/N the right side would be (−8,16,−8,16).</w:t>
+        <w:t xml:space="preserve">Data: N = 4, x = (1, 2, 3, 4), y = (1, 0, −1, 0). Plan: compute Z two ways and compare.</w:t>
+      </w:r>
+    </w:p>
+    <w:p>
+      <w:pPr>
+        <w:pStyle w:val="ListParagraph"/>
+        <w:numPr>
+          <w:ilvl w:val="0"/>
+          <w:numId w:val="2"/>
+        </w:numPr>
+        <w:spacing w:after="80"/>
+      </w:pPr>
+      <w:r>
+        <w:rPr>
+          <w:rFonts w:ascii="Calibri" w:cs="Calibri" w:eastAsia="Calibri" w:hAnsi="Calibri"/>
+          <w:sz w:val="22"/>
+          <w:szCs w:val="22"/>
+        </w:rPr>
+        <w:t xml:space="preserve">Step 1 — pointwise product: z = (1·1, 2·0, 3·(−1), 4·0) = (1, 0, −3, 0).</w:t>
+      </w:r>
+    </w:p>
+    <w:p>
+      <w:pPr>
+        <w:pStyle w:val="ListParagraph"/>
+        <w:numPr>
+          <w:ilvl w:val="0"/>
+          <w:numId w:val="2"/>
+        </w:numPr>
+        <w:spacing w:after="80"/>
+      </w:pPr>
+      <w:r>
+        <w:rPr>
+          <w:rFonts w:ascii="Calibri" w:cs="Calibri" w:eastAsia="Calibri" w:hAnsi="Calibri"/>
+          <w:sz w:val="22"/>
+          <w:szCs w:val="22"/>
+        </w:rPr>
+        <w:t xml:space="preserve">Step 2 — DFT of z from the definition, e^{−j2π/4} = −j. Only n = 0 and n = 2 contribute; (−j)^{2k} = (−1)^k: Z[k] = 1 + (−3)(−1)^k. k = 0: 1 − 3 = −2; k = 1: 1 + 3 = 4; k = 2: −2; k = 3: 4. Z = (−2, 4, −2, 4).</w:t>
+      </w:r>
+    </w:p>
+    <w:p>
+      <w:pPr>
+        <w:pStyle w:val="ListParagraph"/>
+        <w:numPr>
+          <w:ilvl w:val="0"/>
+          <w:numId w:val="2"/>
+        </w:numPr>
+        <w:spacing w:after="80"/>
+      </w:pPr>
+      <w:r>
+        <w:rPr>
+          <w:rFonts w:ascii="Calibri" w:cs="Calibri" w:eastAsia="Calibri" w:hAnsi="Calibri"/>
+          <w:sz w:val="22"/>
+          <w:szCs w:val="22"/>
+        </w:rPr>
+        <w:t xml:space="preserve">Step 3 — the two DFTs. X = (10, −2+2j, −2, −2−2j) (from the DFT 9 example). Y[k] = 1 + (−1)(−1)^k = 1 − (−1)^k: Y = (0, 2, 0, 2).</w:t>
+      </w:r>
+    </w:p>
+    <w:p>
+      <w:pPr>
+        <w:pStyle w:val="ListParagraph"/>
+        <w:numPr>
+          <w:ilvl w:val="0"/>
+          <w:numId w:val="2"/>
+        </w:numPr>
+        <w:spacing w:after="80"/>
+      </w:pPr>
+      <w:r>
+        <w:rPr>
+          <w:rFonts w:ascii="Calibri" w:cs="Calibri" w:eastAsia="Calibri" w:hAnsi="Calibri"/>
+          <w:sz w:val="22"/>
+          <w:szCs w:val="22"/>
+        </w:rPr>
+        <w:t xml:space="preserve">Step 4 — (X ⊛ Y)[k] = Σ_m X[m]Y[(k−m) mod 4]; only Y[1] and Y[3] are nonzero (value 2).</w:t>
+      </w:r>
+    </w:p>
+    <w:p>
+      <w:pPr>
+        <w:pStyle w:val="ListParagraph"/>
+        <w:numPr>
+          <w:ilvl w:val="0"/>
+          <w:numId w:val="2"/>
+        </w:numPr>
+        <w:spacing w:after="80"/>
+      </w:pPr>
+      <w:r>
+        <w:rPr>
+          <w:rFonts w:ascii="Calibri" w:cs="Calibri" w:eastAsia="Calibri" w:hAnsi="Calibri"/>
+          <w:sz w:val="22"/>
+          <w:szCs w:val="22"/>
+        </w:rPr>
+        <w:t xml:space="preserve">k = 0: m = 1 gives X[1]Y[3] = 2(−2+2j) = −4+4j; m = 3 gives X[3]Y[1] = 2(−2−2j) = −4−4j; m = 0, 2 give 0 (Y[0] = Y[2] = 0). Sum = −8; times 1/4 = −2 ✓.</w:t>
+      </w:r>
+    </w:p>
+    <w:p>
+      <w:pPr>
+        <w:pStyle w:val="ListParagraph"/>
+        <w:numPr>
+          <w:ilvl w:val="0"/>
+          <w:numId w:val="2"/>
+        </w:numPr>
+        <w:spacing w:after="80"/>
+      </w:pPr>
+      <w:r>
+        <w:rPr>
+          <w:rFonts w:ascii="Calibri" w:cs="Calibri" w:eastAsia="Calibri" w:hAnsi="Calibri"/>
+          <w:sz w:val="22"/>
+          <w:szCs w:val="22"/>
+        </w:rPr>
+        <w:t xml:space="preserve">k = 1: m = 0 gives X[0]Y[1] = 20; m = 2 gives X[2]Y[3] = (−2)(2) = −4; m = 1, 3 give 0. Sum = 16; times 1/4 = 4 ✓. k = 2: same as k = 0 by symmetry: −2. k = 3: same as k = 1: 4.</w:t>
+      </w:r>
+    </w:p>
+    <w:p>
+      <w:pPr>
+        <w:pStyle w:val="ListParagraph"/>
+        <w:numPr>
+          <w:ilvl w:val="0"/>
+          <w:numId w:val="2"/>
+        </w:numPr>
+        <w:spacing w:after="80"/>
+      </w:pPr>
+      <w:r>
+        <w:rPr>
+          <w:rFonts w:ascii="Calibri" w:cs="Calibri" w:eastAsia="Calibri" w:hAnsi="Calibri"/>
+          <w:sz w:val="22"/>
+          <w:szCs w:val="22"/>
+        </w:rPr>
+        <w:t xml:space="preserve">Result (1/4)(X ⊛ Y) = (−2, 4, −2, 4) = Z ✓. Without the 1/N we would get (−8, 16, −8, 16): the classic mistake.</w:t>
       </w:r>
     </w:p>
     <w:p>
@@ -811,25 +1331,97 @@
           <w:sz w:val="22"/>
           <w:szCs w:val="22"/>
         </w:rPr>
-        <w:t xml:space="preserve">3 min. x⊛y ↔ X⊙Y, no factor. Derivation: substitute r = n − m, factor the double sum into X[k]Y[k].</w:t>
-      </w:r>
-    </w:p>
-    <w:p>
-      <w:pPr>
-        <w:pStyle w:val="ListParagraph"/>
-        <w:numPr>
-          <w:ilvl w:val="0"/>
-          <w:numId w:val="2"/>
-        </w:numPr>
-        <w:spacing w:after="80"/>
-      </w:pPr>
-      <w:r>
-        <w:rPr>
-          <w:rFonts w:ascii="Calibri" w:cs="Calibri" w:eastAsia="Calibri" w:hAnsi="Calibri"/>
-          <w:sz w:val="22"/>
-          <w:szCs w:val="22"/>
-        </w:rPr>
-        <w:t xml:space="preserve">Workflow: X = fft(x); Y = fft(y); s = ifft(X.*Y).</w:t>
+        <w:t xml:space="preserve">Statement (DFT 9): x ⊛ y has DFT X ⊙ Y (bin-by-bin product, no factor). This is the workhorse of filtering: convolve in time ⇔ multiply spectra. Code: X = fft(x); Y = fft(y); s = ifft(X.*Y) (in numpy: ifft(X*Y)).</w:t>
+      </w:r>
+    </w:p>
+    <w:p>
+      <w:pPr>
+        <w:pStyle w:val="ListParagraph"/>
+        <w:numPr>
+          <w:ilvl w:val="0"/>
+          <w:numId w:val="2"/>
+        </w:numPr>
+        <w:spacing w:after="80"/>
+      </w:pPr>
+      <w:r>
+        <w:rPr>
+          <w:rFonts w:ascii="Calibri" w:cs="Calibri" w:eastAsia="Calibri" w:hAnsi="Calibri"/>
+          <w:sz w:val="22"/>
+          <w:szCs w:val="22"/>
+        </w:rPr>
+        <w:t xml:space="preserve">Step 1 — DFT of the convolution z[n] = Σ_m x[m] y[(n−m) mod N]: Z[k] = Σ_n Σ_m x[m] y[(n−m) mod N] e^{−j2πkn/N}.</w:t>
+      </w:r>
+    </w:p>
+    <w:p>
+      <w:pPr>
+        <w:pStyle w:val="ListParagraph"/>
+        <w:numPr>
+          <w:ilvl w:val="0"/>
+          <w:numId w:val="2"/>
+        </w:numPr>
+        <w:spacing w:after="80"/>
+      </w:pPr>
+      <w:r>
+        <w:rPr>
+          <w:rFonts w:ascii="Calibri" w:cs="Calibri" w:eastAsia="Calibri" w:hAnsi="Calibri"/>
+          <w:sz w:val="22"/>
+          <w:szCs w:val="22"/>
+        </w:rPr>
+        <w:t xml:space="preserve">Step 2 — split the exponential, with n = m + r: e^{−j2πkn/N} = e^{−j2πkm/N} · e^{−j2πkr/N}, where r = n − m.</w:t>
+      </w:r>
+    </w:p>
+    <w:p>
+      <w:pPr>
+        <w:pStyle w:val="ListParagraph"/>
+        <w:numPr>
+          <w:ilvl w:val="0"/>
+          <w:numId w:val="2"/>
+        </w:numPr>
+        <w:spacing w:after="80"/>
+      </w:pPr>
+      <w:r>
+        <w:rPr>
+          <w:rFonts w:ascii="Calibri" w:cs="Calibri" w:eastAsia="Calibri" w:hAnsi="Calibri"/>
+          <w:sz w:val="22"/>
+          <w:szCs w:val="22"/>
+        </w:rPr>
+        <w:t xml:space="preserve">Step 3 — for fixed m, as n runs over 0…N−1 the residue r = (n−m) mod N runs over every value 0…N−1 once; the exponential is N-periodic, so we may sum over r = 0…N−1 instead. Z[k] = Σ_m x[m]e^{−j2πkm/N} Σ_r y[r]e^{−j2πkr/N}.</w:t>
+      </w:r>
+    </w:p>
+    <w:p>
+      <w:pPr>
+        <w:pStyle w:val="ListParagraph"/>
+        <w:numPr>
+          <w:ilvl w:val="0"/>
+          <w:numId w:val="2"/>
+        </w:numPr>
+        <w:spacing w:after="80"/>
+      </w:pPr>
+      <w:r>
+        <w:rPr>
+          <w:rFonts w:ascii="Calibri" w:cs="Calibri" w:eastAsia="Calibri" w:hAnsi="Calibri"/>
+          <w:sz w:val="22"/>
+          <w:szCs w:val="22"/>
+        </w:rPr>
+        <w:t xml:space="preserve">Step 4 — the two sums no longer depend on each other: Z[k] = X[k] · Y[k]. ∎</w:t>
+      </w:r>
+    </w:p>
+    <w:p>
+      <w:pPr>
+        <w:pStyle w:val="ListParagraph"/>
+        <w:numPr>
+          <w:ilvl w:val="0"/>
+          <w:numId w:val="2"/>
+        </w:numPr>
+        <w:spacing w:after="80"/>
+      </w:pPr>
+      <w:r>
+        <w:rPr>
+          <w:rFonts w:ascii="Calibri" w:cs="Calibri" w:eastAsia="Calibri" w:hAnsi="Calibri"/>
+          <w:sz w:val="22"/>
+          <w:szCs w:val="22"/>
+        </w:rPr>
+        <w:t xml:space="preserve">Check at k = 0: Z[0] = Σ_n z[n] = (Σx)(Σy). This is why the outputs of any circular convolution add up to (Σa)(Σb) (slides 5 and 7: 20 = 5·4, 12 = 2·6).</w:t>
       </w:r>
     </w:p>
     <w:p>
@@ -877,25 +1469,61 @@
           <w:sz w:val="22"/>
           <w:szCs w:val="22"/>
         </w:rPr>
-        <w:t xml:space="preserve">4 min. x = (1,2,3,4), h = (1,0,−1,0). X = (10, −2+2j, −2, −2−2j). H[k] = 1 − e^{−jπk} = 1 − (−1)^k = (0,2,0,2).</w:t>
-      </w:r>
-    </w:p>
-    <w:p>
-      <w:pPr>
-        <w:pStyle w:val="ListParagraph"/>
-        <w:numPr>
-          <w:ilvl w:val="0"/>
-          <w:numId w:val="2"/>
-        </w:numPr>
-        <w:spacing w:after="80"/>
-      </w:pPr>
-      <w:r>
-        <w:rPr>
-          <w:rFonts w:ascii="Calibri" w:cs="Calibri" w:eastAsia="Calibri" w:hAnsi="Calibri"/>
-          <w:sz w:val="22"/>
-          <w:szCs w:val="22"/>
-        </w:rPr>
-        <w:t xml:space="preserve">Y = X⊙H = (0, −4+4j, 0, −4−4j).</w:t>
+        <w:t xml:space="preserve">Data: N = 4, x = (1, 2, 3, 4), h = (1, 0, −1, 0). Plan: y = x ⊛ h via Y = X ⊙ H (DFT 9), then invert. e^{−j2π/4} = −j; (−j)⁰ = 1, (−j)¹ = −j, (−j)² = −1, (−j)³ = j.</w:t>
+      </w:r>
+    </w:p>
+    <w:p>
+      <w:pPr>
+        <w:pStyle w:val="ListParagraph"/>
+        <w:numPr>
+          <w:ilvl w:val="0"/>
+          <w:numId w:val="2"/>
+        </w:numPr>
+        <w:spacing w:after="80"/>
+      </w:pPr>
+      <w:r>
+        <w:rPr>
+          <w:rFonts w:ascii="Calibri" w:cs="Calibri" w:eastAsia="Calibri" w:hAnsi="Calibri"/>
+          <w:sz w:val="22"/>
+          <w:szCs w:val="22"/>
+        </w:rPr>
+        <w:t xml:space="preserve">Step 1 — X: X[0] = 1 + 2 + 3 + 4 = 10. X[1] = 1 + 2(−j) + 3(−1) + 4(j) = 1 − 2j − 3 + 4j = −2 + 2j. X[2] = 1 + 2(−1) + 3(1) + 4(−1) = 1 − 2 + 3 − 4 = −2. X[3] = 1 + 2(j) + 3(−1) + 4(−j) = 1 + 2j − 3 − 4j = −2 − 2j.</w:t>
+      </w:r>
+    </w:p>
+    <w:p>
+      <w:pPr>
+        <w:pStyle w:val="ListParagraph"/>
+        <w:numPr>
+          <w:ilvl w:val="0"/>
+          <w:numId w:val="2"/>
+        </w:numPr>
+        <w:spacing w:after="80"/>
+      </w:pPr>
+      <w:r>
+        <w:rPr>
+          <w:rFonts w:ascii="Calibri" w:cs="Calibri" w:eastAsia="Calibri" w:hAnsi="Calibri"/>
+          <w:sz w:val="22"/>
+          <w:szCs w:val="22"/>
+        </w:rPr>
+        <w:t xml:space="preserve">Step 2 — H: only h[0] = 1 and h[2] = −1 are nonzero: H[k] = 1·e⁰ + (−1)e^{−j2πk·2/4} = 1 − e^{−jπk} = 1 − (−1)^k. k = 0: 0; k = 1: 2; k = 2: 0; k = 3: 2. H = (0, 2, 0, 2).</w:t>
+      </w:r>
+    </w:p>
+    <w:p>
+      <w:pPr>
+        <w:pStyle w:val="ListParagraph"/>
+        <w:numPr>
+          <w:ilvl w:val="0"/>
+          <w:numId w:val="2"/>
+        </w:numPr>
+        <w:spacing w:after="80"/>
+      </w:pPr>
+      <w:r>
+        <w:rPr>
+          <w:rFonts w:ascii="Calibri" w:cs="Calibri" w:eastAsia="Calibri" w:hAnsi="Calibri"/>
+          <w:sz w:val="22"/>
+          <w:szCs w:val="22"/>
+        </w:rPr>
+        <w:t xml:space="preserve">Step 3 — multiply bin by bin: Y[0] = 10·0 = 0; Y[1] = 2(−2 + 2j) = −4 + 4j; Y[2] = (−2)(0) = 0; Y[3] = 2(−2 − 2j) = −4 − 4j. Y = (0, −4+4j, 0, −4−4j). The next slide inverts it.</w:t>
       </w:r>
     </w:p>
     <w:p>
@@ -943,25 +1571,115 @@
           <w:sz w:val="22"/>
           <w:szCs w:val="22"/>
         </w:rPr>
-        <w:t xml:space="preserve">4 min. y[n] = ¼ΣY[k]j^{kn}: y[0] = −8/4 = −2; y[1] = ¼[j(−4+4j) + (−j)(−4−4j)] = −8/4 = −2; y[2] = 8/4 = 2; y[3] = 8/4 = 2. So y = (−2,−2,2,2).</w:t>
-      </w:r>
-    </w:p>
-    <w:p>
-      <w:pPr>
-        <w:pStyle w:val="ListParagraph"/>
-        <w:numPr>
-          <w:ilvl w:val="0"/>
-          <w:numId w:val="2"/>
-        </w:numPr>
-        <w:spacing w:after="80"/>
-      </w:pPr>
-      <w:r>
-        <w:rPr>
-          <w:rFonts w:ascii="Calibri" w:cs="Calibri" w:eastAsia="Calibri" w:hAnsi="Calibri"/>
-          <w:sz w:val="22"/>
-          <w:szCs w:val="22"/>
-        </w:rPr>
-        <w:t xml:space="preserve">Direct check: h has taps +1 at lag 0 and −1 at lag 2, so y[n] = x[n] − x[(n−2) mod 4] = (1−3, 2−4, 3−1, 4−2). (An earlier version of the slide had the wrong answer (−2,2,2,−2).)</w:t>
+        <w:t xml:space="preserve">Step 4 — inverse DFT: y[n] = (1/4) Σ_k Y[k] e^{j2πkn/4} = (1/4) Σ_k Y[k] j^{kn}. Only Y[1] = −4 + 4j and Y[3] = −4 − 4j are nonzero.</w:t>
+      </w:r>
+    </w:p>
+    <w:p>
+      <w:pPr>
+        <w:pStyle w:val="ListParagraph"/>
+        <w:numPr>
+          <w:ilvl w:val="0"/>
+          <w:numId w:val="2"/>
+        </w:numPr>
+        <w:spacing w:after="80"/>
+      </w:pPr>
+      <w:r>
+        <w:rPr>
+          <w:rFonts w:ascii="Calibri" w:cs="Calibri" w:eastAsia="Calibri" w:hAnsi="Calibri"/>
+          <w:sz w:val="22"/>
+          <w:szCs w:val="22"/>
+        </w:rPr>
+        <w:t xml:space="preserve">y[0]: all factors 1: (1/4)(Y[1] + Y[3]) = (1/4)(−8) = −2.</w:t>
+      </w:r>
+    </w:p>
+    <w:p>
+      <w:pPr>
+        <w:pStyle w:val="ListParagraph"/>
+        <w:numPr>
+          <w:ilvl w:val="0"/>
+          <w:numId w:val="2"/>
+        </w:numPr>
+        <w:spacing w:after="80"/>
+      </w:pPr>
+      <w:r>
+        <w:rPr>
+          <w:rFonts w:ascii="Calibri" w:cs="Calibri" w:eastAsia="Calibri" w:hAnsi="Calibri"/>
+          <w:sz w:val="22"/>
+          <w:szCs w:val="22"/>
+        </w:rPr>
+        <w:t xml:space="preserve">y[1]: factors j^{1} = j and j^{3} = −j: (1/4)[j(−4 + 4j) + (−j)(−4 − 4j)]. j(−4+4j) = −4j + 4j² = −4 − 4j. (−j)(−4−4j) = 4j + 4j² = −4 + 4j. Sum = −8, so y[1] = −2.</w:t>
+      </w:r>
+    </w:p>
+    <w:p>
+      <w:pPr>
+        <w:pStyle w:val="ListParagraph"/>
+        <w:numPr>
+          <w:ilvl w:val="0"/>
+          <w:numId w:val="2"/>
+        </w:numPr>
+        <w:spacing w:after="80"/>
+      </w:pPr>
+      <w:r>
+        <w:rPr>
+          <w:rFonts w:ascii="Calibri" w:cs="Calibri" w:eastAsia="Calibri" w:hAnsi="Calibri"/>
+          <w:sz w:val="22"/>
+          <w:szCs w:val="22"/>
+        </w:rPr>
+        <w:t xml:space="preserve">y[2]: factors j² = −1 and j⁶ = −1: (1/4)[−Y[1] − Y[3]] = (1/4)(8) = 2.</w:t>
+      </w:r>
+    </w:p>
+    <w:p>
+      <w:pPr>
+        <w:pStyle w:val="ListParagraph"/>
+        <w:numPr>
+          <w:ilvl w:val="0"/>
+          <w:numId w:val="2"/>
+        </w:numPr>
+        <w:spacing w:after="80"/>
+      </w:pPr>
+      <w:r>
+        <w:rPr>
+          <w:rFonts w:ascii="Calibri" w:cs="Calibri" w:eastAsia="Calibri" w:hAnsi="Calibri"/>
+          <w:sz w:val="22"/>
+          <w:szCs w:val="22"/>
+        </w:rPr>
+        <w:t xml:space="preserve">y[3]: factors j³ = −j and j⁹ = j: (1/4)[(−j)(−4 + 4j) + j(−4 − 4j)]. (−j)(−4+4j) = 4j − 4j² = 4 + 4j. j(−4−4j) = −4j − 4j² = 4 − 4j. Sum = 8, so y[3] = 2.</w:t>
+      </w:r>
+    </w:p>
+    <w:p>
+      <w:pPr>
+        <w:pStyle w:val="ListParagraph"/>
+        <w:numPr>
+          <w:ilvl w:val="0"/>
+          <w:numId w:val="2"/>
+        </w:numPr>
+        <w:spacing w:after="80"/>
+      </w:pPr>
+      <w:r>
+        <w:rPr>
+          <w:rFonts w:ascii="Calibri" w:cs="Calibri" w:eastAsia="Calibri" w:hAnsi="Calibri"/>
+          <w:sz w:val="22"/>
+          <w:szCs w:val="22"/>
+        </w:rPr>
+        <w:t xml:space="preserve">Answer: y = (−2, −2, 2, 2).</w:t>
+      </w:r>
+    </w:p>
+    <w:p>
+      <w:pPr>
+        <w:pStyle w:val="ListParagraph"/>
+        <w:numPr>
+          <w:ilvl w:val="0"/>
+          <w:numId w:val="2"/>
+        </w:numPr>
+        <w:spacing w:after="80"/>
+      </w:pPr>
+      <w:r>
+        <w:rPr>
+          <w:rFonts w:ascii="Calibri" w:cs="Calibri" w:eastAsia="Calibri" w:hAnsi="Calibri"/>
+          <w:sz w:val="22"/>
+          <w:szCs w:val="22"/>
+        </w:rPr>
+        <w:t xml:space="preserve">Direct check in time: h has a tap +1 at lag 0 and a tap −1 at lag 2, so y[n] = x[n] − x[(n−2) mod 4]: n = 0: 1 − x[2] = 1 − 3 = −2; n = 1: 2 − x[3] = 2 − 4 = −2; n = 2: 3 − x[0] = 3 − 1 = 2; n = 3: 4 − x[1] = 4 − 2 = 2 ✓. (An earlier version of the slide had the wrong answer (−2, 2, 2, −2).)</w:t>
       </w:r>
     </w:p>
     <w:p>
@@ -1009,25 +1727,61 @@
           <w:sz w:val="22"/>
           <w:szCs w:val="22"/>
         </w:rPr>
-        <w:t xml:space="preserve">3 min. Random x, y (seed 5). Point to bottom left: blue stems (direct sum) and red triangles (ifft(X*Y)) coincide; n = 0 gives −2.97 both ways. Bottom right: |fft(x⊙y)| equals |(1/8) X⊛Y|.</w:t>
-      </w:r>
-    </w:p>
-    <w:p>
-      <w:pPr>
-        <w:pStyle w:val="ListParagraph"/>
-        <w:numPr>
-          <w:ilvl w:val="0"/>
-          <w:numId w:val="2"/>
-        </w:numPr>
-        <w:spacing w:after="80"/>
-      </w:pPr>
-      <w:r>
-        <w:rPr>
-          <w:rFonts w:ascii="Calibri" w:cs="Calibri" w:eastAsia="Calibri" w:hAnsi="Calibri"/>
-          <w:sz w:val="22"/>
-          <w:szCs w:val="22"/>
-        </w:rPr>
-        <w:t xml:space="preserve">Differences are about 1e-15, round-off only. This is the notebook's verification, reproduced with the same vectors.</w:t>
+        <w:t xml:space="preserve">3 min. Notebook check, N = 8, random x and y (seed 5). Nothing to compute by hand; say what each panel proves.</w:t>
+      </w:r>
+    </w:p>
+    <w:p>
+      <w:pPr>
+        <w:pStyle w:val="ListParagraph"/>
+        <w:numPr>
+          <w:ilvl w:val="0"/>
+          <w:numId w:val="2"/>
+        </w:numPr>
+        <w:spacing w:after="80"/>
+      </w:pPr>
+      <w:r>
+        <w:rPr>
+          <w:rFonts w:ascii="Calibri" w:cs="Calibri" w:eastAsia="Calibri" w:hAnsi="Calibri"/>
+          <w:sz w:val="22"/>
+          <w:szCs w:val="22"/>
+        </w:rPr>
+        <w:t xml:space="preserve">Bottom left (DFT 9): blue stems = direct circular sum Σ_m x[m]y[(n−m) mod 8]; red triangles = ifft(X·Y). Pick n = 0: both give −2.97 (−2.9683).</w:t>
+      </w:r>
+    </w:p>
+    <w:p>
+      <w:pPr>
+        <w:pStyle w:val="ListParagraph"/>
+        <w:numPr>
+          <w:ilvl w:val="0"/>
+          <w:numId w:val="2"/>
+        </w:numPr>
+        <w:spacing w:after="80"/>
+      </w:pPr>
+      <w:r>
+        <w:rPr>
+          <w:rFonts w:ascii="Calibri" w:cs="Calibri" w:eastAsia="Calibri" w:hAnsi="Calibri"/>
+          <w:sz w:val="22"/>
+          <w:szCs w:val="22"/>
+        </w:rPr>
+        <w:t xml:space="preserve">Bottom right (DFT 8): |fft(x ⊙ y)| and |(1/8) X ⊛ Y| agree at every bin; the notebook prints the same complex values, e.g. bin 0 = 0.1878 and bin 4 = −2.8722 both ways.</w:t>
+      </w:r>
+    </w:p>
+    <w:p>
+      <w:pPr>
+        <w:pStyle w:val="ListParagraph"/>
+        <w:numPr>
+          <w:ilvl w:val="0"/>
+          <w:numId w:val="2"/>
+        </w:numPr>
+        <w:spacing w:after="80"/>
+      </w:pPr>
+      <w:r>
+        <w:rPr>
+          <w:rFonts w:ascii="Calibri" w:cs="Calibri" w:eastAsia="Calibri" w:hAnsi="Calibri"/>
+          <w:sz w:val="22"/>
+          <w:szCs w:val="22"/>
+        </w:rPr>
+        <w:t xml:space="preserve">The blue/red differences are about 10⁻¹⁵: round-off only.</w:t>
       </w:r>
     </w:p>
     <w:p>
@@ -1075,43 +1829,133 @@
           <w:sz w:val="22"/>
           <w:szCs w:val="22"/>
         </w:rPr>
-        <w:t xml:space="preserve">4 min. x = (1,2,3,4), h = (½,½,0,0). Time domain: y[n] = (x[n] + x[n−1])/2 = (2.5,1.5,2.5,3.5).</w:t>
-      </w:r>
-    </w:p>
-    <w:p>
-      <w:pPr>
-        <w:pStyle w:val="ListParagraph"/>
-        <w:numPr>
-          <w:ilvl w:val="0"/>
-          <w:numId w:val="2"/>
-        </w:numPr>
-        <w:spacing w:after="80"/>
-      </w:pPr>
-      <w:r>
-        <w:rPr>
-          <w:rFonts w:ascii="Calibri" w:cs="Calibri" w:eastAsia="Calibri" w:hAnsi="Calibri"/>
-          <w:sz w:val="22"/>
-          <w:szCs w:val="22"/>
-        </w:rPr>
-        <w:t xml:space="preserve">Frequency: H[k] = ½(1 + (−j)^k) = (1, (1−j)/2, 0, (1+j)/2); |H| = (1,0.707,0,0.707). Y = X⊙H = (10, 2j, 0, −2j). IDFT: y[0] = ¼(10 + 2j − 2j) = 2.5; y[1] = ¼(10 − 2 − 2) = 1.5; same as time domain.</w:t>
-      </w:r>
-    </w:p>
-    <w:p>
-      <w:pPr>
-        <w:pStyle w:val="ListParagraph"/>
-        <w:numPr>
-          <w:ilvl w:val="0"/>
-          <w:numId w:val="2"/>
-        </w:numPr>
-        <w:spacing w:after="80"/>
-      </w:pPr>
-      <w:r>
-        <w:rPr>
-          <w:rFonts w:ascii="Calibri" w:cs="Calibri" w:eastAsia="Calibri" w:hAnsi="Calibri"/>
-          <w:sz w:val="22"/>
-          <w:szCs w:val="22"/>
-        </w:rPr>
-        <w:t xml:space="preserve">Interpretation: H[2] = 0 removes the fastest oscillation (+,−,+,−): a low-pass filter seen as a multiplier. Sets up L21 onward.</w:t>
+        <w:t xml:space="preserve">Data: x = (1, 2, 3, 4), h = (½, ½, 0, 0). Time domain: y = x ⊛ h; y[n] = Σ_m x[m]h[(n−m) mod 4] = ½x[n] + ½x[(n−1) mod 4] (the two nonzero taps are at lags 0 and 1): the average of a sample and the previous one, wrapping around.</w:t>
+      </w:r>
+    </w:p>
+    <w:p>
+      <w:pPr>
+        <w:pStyle w:val="ListParagraph"/>
+        <w:numPr>
+          <w:ilvl w:val="0"/>
+          <w:numId w:val="2"/>
+        </w:numPr>
+        <w:spacing w:after="80"/>
+      </w:pPr>
+      <w:r>
+        <w:rPr>
+          <w:rFonts w:ascii="Calibri" w:cs="Calibri" w:eastAsia="Calibri" w:hAnsi="Calibri"/>
+          <w:sz w:val="22"/>
+          <w:szCs w:val="22"/>
+        </w:rPr>
+        <w:t xml:space="preserve">Step 1 — in time: y[0] = (1 + x[3])/2 = (1 + 4)/2 = 2.5; y[1] = (2 + 1)/2 = 1.5; y[2] = (3 + 2)/2 = 2.5; y[3] = (4 + 3)/2 = 3.5. So y = (2.5, 1.5, 2.5, 3.5).</w:t>
+      </w:r>
+    </w:p>
+    <w:p>
+      <w:pPr>
+        <w:pStyle w:val="ListParagraph"/>
+        <w:numPr>
+          <w:ilvl w:val="0"/>
+          <w:numId w:val="2"/>
+        </w:numPr>
+        <w:spacing w:after="80"/>
+      </w:pPr>
+      <w:r>
+        <w:rPr>
+          <w:rFonts w:ascii="Calibri" w:cs="Calibri" w:eastAsia="Calibri" w:hAnsi="Calibri"/>
+          <w:sz w:val="22"/>
+          <w:szCs w:val="22"/>
+        </w:rPr>
+        <w:t xml:space="preserve">Step 2 — frequency response of h: H[k] = ½(1 + e^{−j2πk/4}) = ½(1 + (−j)^k). k = 0: ½(1 + 1) = 1. k = 1: ½(1 − j). k = 2: ½(1 − 1) = 0. k = 3: ½(1 + j). H = (1, (1−j)/2, 0, (1+j)/2).</w:t>
+      </w:r>
+    </w:p>
+    <w:p>
+      <w:pPr>
+        <w:pStyle w:val="ListParagraph"/>
+        <w:numPr>
+          <w:ilvl w:val="0"/>
+          <w:numId w:val="2"/>
+        </w:numPr>
+        <w:spacing w:after="80"/>
+      </w:pPr>
+      <w:r>
+        <w:rPr>
+          <w:rFonts w:ascii="Calibri" w:cs="Calibri" w:eastAsia="Calibri" w:hAnsi="Calibri"/>
+          <w:sz w:val="22"/>
+          <w:szCs w:val="22"/>
+        </w:rPr>
+        <w:t xml:space="preserve">|H[1]| = √(0.25 + 0.25) = 0.707 = |H[3]|, |H[2]| = 0, |H[0]| = 1: bin 2 (the fastest oscillation +,−,+,−) is removed: a low-pass filter.</w:t>
+      </w:r>
+    </w:p>
+    <w:p>
+      <w:pPr>
+        <w:pStyle w:val="ListParagraph"/>
+        <w:numPr>
+          <w:ilvl w:val="0"/>
+          <w:numId w:val="2"/>
+        </w:numPr>
+        <w:spacing w:after="80"/>
+      </w:pPr>
+      <w:r>
+        <w:rPr>
+          <w:rFonts w:ascii="Calibri" w:cs="Calibri" w:eastAsia="Calibri" w:hAnsi="Calibri"/>
+          <w:sz w:val="22"/>
+          <w:szCs w:val="22"/>
+        </w:rPr>
+        <w:t xml:space="preserve">Step 3 — multiply the spectra, X = (10, −2+2j, −2, −2−2j): Y[0] = 10·1 = 10. Y[1] = (−2 + 2j)(1 − j)/2: (−2+2j)(1−j) = −2 + 2j + 2j − 2j² = −2 + 4j + 2 = 4j, so Y[1] = 4j/2 = 2j. Y[2] = (−2)(0) = 0. Y[3] = (−2 − 2j)(1 + j)/2: (−2−2j)(1+j) = −2 − 2j − 2j − 2j² = −2 − 4j + 2 = −4j, so Y[3] = −2j. Y = (10, 2j, 0, −2j).</w:t>
+      </w:r>
+    </w:p>
+    <w:p>
+      <w:pPr>
+        <w:pStyle w:val="ListParagraph"/>
+        <w:numPr>
+          <w:ilvl w:val="0"/>
+          <w:numId w:val="2"/>
+        </w:numPr>
+        <w:spacing w:after="80"/>
+      </w:pPr>
+      <w:r>
+        <w:rPr>
+          <w:rFonts w:ascii="Calibri" w:cs="Calibri" w:eastAsia="Calibri" w:hAnsi="Calibri"/>
+          <w:sz w:val="22"/>
+          <w:szCs w:val="22"/>
+        </w:rPr>
+        <w:t xml:space="preserve">Step 4 — back to time, y[n] = (1/4)Σ_k Y[k] j^{kn}. y[0] = (1/4)(10 + 2j + 0 − 2j) = 2.5. y[1] = (1/4)(10 + 2j·j + (−2j)(−j)) = (1/4)(10 − 2 − 2) = 1.5 ✓ (2j·j = 2j² = −2 and (−2j)(−j) = 2j² = −2).</w:t>
+      </w:r>
+    </w:p>
+    <w:p>
+      <w:pPr>
+        <w:pStyle w:val="ListParagraph"/>
+        <w:numPr>
+          <w:ilvl w:val="0"/>
+          <w:numId w:val="2"/>
+        </w:numPr>
+        <w:spacing w:after="80"/>
+      </w:pPr>
+      <w:r>
+        <w:rPr>
+          <w:rFonts w:ascii="Calibri" w:cs="Calibri" w:eastAsia="Calibri" w:hAnsi="Calibri"/>
+          <w:sz w:val="22"/>
+          <w:szCs w:val="22"/>
+        </w:rPr>
+        <w:t xml:space="preserve">y[2]: factors j² = −1, j⁶ = −1: (1/4)(10 − 2j + 2j) = 2.5 ✓. y[3]: factors j³ = −j, j⁹ = j: (1/4)(10 + 2j(−j) + (−2j)(j)) = (1/4)(10 + 2 + 2) = 3.5 ✓.</w:t>
+      </w:r>
+    </w:p>
+    <w:p>
+      <w:pPr>
+        <w:pStyle w:val="ListParagraph"/>
+        <w:numPr>
+          <w:ilvl w:val="0"/>
+          <w:numId w:val="2"/>
+        </w:numPr>
+        <w:spacing w:after="80"/>
+      </w:pPr>
+      <w:r>
+        <w:rPr>
+          <w:rFonts w:ascii="Calibri" w:cs="Calibri" w:eastAsia="Calibri" w:hAnsi="Calibri"/>
+          <w:sz w:val="22"/>
+          <w:szCs w:val="22"/>
+        </w:rPr>
+        <w:t xml:space="preserve">Both routes give (2.5, 1.5, 2.5, 3.5). Sets up the filters of Lecture 21 onward.</w:t>
       </w:r>
     </w:p>
     <w:p>
@@ -1159,25 +2003,115 @@
           <w:sz w:val="22"/>
           <w:szCs w:val="22"/>
         </w:rPr>
-        <w:t xml:space="preserve">3 min. p = (1,−2,3), q = (2,1,−1,2), padded to 3+4−1 = 6 so nothing wraps (padded vectors p~, q~). c_n = Σ p_m q_{n−m}.</w:t>
-      </w:r>
-    </w:p>
-    <w:p>
-      <w:pPr>
-        <w:pStyle w:val="ListParagraph"/>
-        <w:numPr>
-          <w:ilvl w:val="0"/>
-          <w:numId w:val="2"/>
-        </w:numPr>
-        <w:spacing w:after="80"/>
-      </w:pPr>
-      <w:r>
-        <w:rPr>
-          <w:rFonts w:ascii="Calibri" w:cs="Calibri" w:eastAsia="Calibri" w:hAnsi="Calibri"/>
-          <w:sz w:val="22"/>
-          <w:szCs w:val="22"/>
-        </w:rPr>
-        <w:t xml:space="preserve">c0 = 2; c1 = 1−4 = −3; c2 = −1−2+6 = 3; c3 = 2+2+3 = 7; c4 = −4−3 = −7; c5 = 6. Check at t = 1: (1−2+3)(2+1−1+2) = 8 and 2−3+3+7−7+6 = 8.</w:t>
+        <w:t xml:space="preserve">Idea: the coefficients of a product of polynomials are the (linear) convolution of the coefficient lists. p = (1, −2, 3) is 1 − 2t + 3t² and q = (2, 1, −1, 2) is 2 + t − t² + 2t³.</w:t>
+      </w:r>
+    </w:p>
+    <w:p>
+      <w:pPr>
+        <w:pStyle w:val="ListParagraph"/>
+        <w:numPr>
+          <w:ilvl w:val="0"/>
+          <w:numId w:val="2"/>
+        </w:numPr>
+        <w:spacing w:after="80"/>
+      </w:pPr>
+      <w:r>
+        <w:rPr>
+          <w:rFonts w:ascii="Calibri" w:cs="Calibri" w:eastAsia="Calibri" w:hAnsi="Calibri"/>
+          <w:sz w:val="22"/>
+          <w:szCs w:val="22"/>
+        </w:rPr>
+        <w:t xml:space="preserve">Step 1 — product has degree 2 + 3 = 5, so 6 coefficients. Pad both vectors with zeros to length 3 + 4 − 1 = 6 (p̃ = (1, −2, 3, 0, 0, 0), q̃ = (2, 1, −1, 2, 0, 0)) so that circular wrap-around never reaches an entry.</w:t>
+      </w:r>
+    </w:p>
+    <w:p>
+      <w:pPr>
+        <w:pStyle w:val="ListParagraph"/>
+        <w:numPr>
+          <w:ilvl w:val="0"/>
+          <w:numId w:val="2"/>
+        </w:numPr>
+        <w:spacing w:after="80"/>
+      </w:pPr>
+      <w:r>
+        <w:rPr>
+          <w:rFonts w:ascii="Calibri" w:cs="Calibri" w:eastAsia="Calibri" w:hAnsi="Calibri"/>
+          <w:sz w:val="22"/>
+          <w:szCs w:val="22"/>
+        </w:rPr>
+        <w:t xml:space="preserve">Step 2 — c_n = Σ_m p_m q_{n−m}, with q_k = 0 outside 0…3 and p_m = 0 outside 0…2.</w:t>
+      </w:r>
+    </w:p>
+    <w:p>
+      <w:pPr>
+        <w:pStyle w:val="ListParagraph"/>
+        <w:numPr>
+          <w:ilvl w:val="0"/>
+          <w:numId w:val="2"/>
+        </w:numPr>
+        <w:spacing w:after="80"/>
+      </w:pPr>
+      <w:r>
+        <w:rPr>
+          <w:rFonts w:ascii="Calibri" w:cs="Calibri" w:eastAsia="Calibri" w:hAnsi="Calibri"/>
+          <w:sz w:val="22"/>
+          <w:szCs w:val="22"/>
+        </w:rPr>
+        <w:t xml:space="preserve">c₀ = p₀q₀ = 1·2 = 2. c₁ = p₀q₁ + p₁q₀ = 1·1 + (−2)(2) = 1 − 4 = −3. c₂ = p₀q₂ + p₁q₁ + p₂q₀ = 1(−1) + (−2)(1) + 3(2) = −1 − 2 + 6 = 3.</w:t>
+      </w:r>
+    </w:p>
+    <w:p>
+      <w:pPr>
+        <w:pStyle w:val="ListParagraph"/>
+        <w:numPr>
+          <w:ilvl w:val="0"/>
+          <w:numId w:val="2"/>
+        </w:numPr>
+        <w:spacing w:after="80"/>
+      </w:pPr>
+      <w:r>
+        <w:rPr>
+          <w:rFonts w:ascii="Calibri" w:cs="Calibri" w:eastAsia="Calibri" w:hAnsi="Calibri"/>
+          <w:sz w:val="22"/>
+          <w:szCs w:val="22"/>
+        </w:rPr>
+        <w:t xml:space="preserve">c₃ = p₀q₃ + p₁q₂ + p₂q₁ = 1(2) + (−2)(−1) + 3(1) = 2 + 2 + 3 = 7. c₄ = p₁q₃ + p₂q₂ = (−2)(2) + 3(−1) = −4 − 3 = −7. c₅ = p₂q₃ = 3·2 = 6.</w:t>
+      </w:r>
+    </w:p>
+    <w:p>
+      <w:pPr>
+        <w:pStyle w:val="ListParagraph"/>
+        <w:numPr>
+          <w:ilvl w:val="0"/>
+          <w:numId w:val="2"/>
+        </w:numPr>
+        <w:spacing w:after="80"/>
+      </w:pPr>
+      <w:r>
+        <w:rPr>
+          <w:rFonts w:ascii="Calibri" w:cs="Calibri" w:eastAsia="Calibri" w:hAnsi="Calibri"/>
+          <w:sz w:val="22"/>
+          <w:szCs w:val="22"/>
+        </w:rPr>
+        <w:t xml:space="preserve">Result: p̃ ⊛ q̃ = (2, −3, 3, 7, −7, 6), i.e. 2 − 3t + 3t² + 7t³ − 7t⁴ + 6t⁵.</w:t>
+      </w:r>
+    </w:p>
+    <w:p>
+      <w:pPr>
+        <w:pStyle w:val="ListParagraph"/>
+        <w:numPr>
+          <w:ilvl w:val="0"/>
+          <w:numId w:val="2"/>
+        </w:numPr>
+        <w:spacing w:after="80"/>
+      </w:pPr>
+      <w:r>
+        <w:rPr>
+          <w:rFonts w:ascii="Calibri" w:cs="Calibri" w:eastAsia="Calibri" w:hAnsi="Calibri"/>
+          <w:sz w:val="22"/>
+          <w:szCs w:val="22"/>
+        </w:rPr>
+        <w:t xml:space="preserve">Check at t = 1 (sum of coefficients): (1 − 2 + 3)(2 + 1 − 1 + 2) = 2 · 4 = 8 and 2 − 3 + 3 + 7 − 7 + 6 = 8 ✓. np.convolve and the padded ifft(fft·fft) in the notebook both return this vector.</w:t>
       </w:r>
     </w:p>
     <w:p>
@@ -1225,53 +2159,79 @@
           <w:sz w:val="22"/>
           <w:szCs w:val="22"/>
         </w:rPr>
-        <w:t xml:space="preserve">3 min. b = (1,2), s = (3,−1). Linear: (3, −1+6, −2) = (3,5,−2).</w:t>
-      </w:r>
-    </w:p>
-    <w:p>
-      <w:pPr>
-        <w:pStyle w:val="ListParagraph"/>
-        <w:numPr>
-          <w:ilvl w:val="0"/>
-          <w:numId w:val="2"/>
-        </w:numPr>
-        <w:spacing w:after="80"/>
-      </w:pPr>
-      <w:r>
-        <w:rPr>
-          <w:rFonts w:ascii="Calibri" w:cs="Calibri" w:eastAsia="Calibri" w:hAnsi="Calibri"/>
-          <w:sz w:val="22"/>
-          <w:szCs w:val="22"/>
-        </w:rPr>
-        <w:t xml:space="preserve">Pad to N = 3: b = (1,2,0), s = (3,−1,0): n=0: 3; n=1: −1+6 = 5; n=2: −2. Same result.</w:t>
-      </w:r>
-    </w:p>
-    <w:p>
-      <w:pPr>
-        <w:pBdr>
-          <w:left w:val="single" w:color="7A1A1A" w:sz="18" w:space="8"/>
-        </w:pBdr>
-        <w:spacing w:after="140" w:before="100"/>
-        <w:ind w:left="360"/>
-      </w:pPr>
-      <w:r>
-        <w:rPr>
-          <w:rFonts w:ascii="Calibri" w:cs="Calibri" w:eastAsia="Calibri" w:hAnsi="Calibri"/>
-          <w:b/>
-          <w:bCs/>
-          <w:color w:val="7A1A1A"/>
-          <w:sz w:val="22"/>
-          <w:szCs w:val="22"/>
-        </w:rPr>
-        <w:t xml:space="preserve">Common error: </w:t>
-      </w:r>
-      <w:r>
-        <w:rPr>
-          <w:rFonts w:ascii="Calibri" w:cs="Calibri" w:eastAsia="Calibri" w:hAnsi="Calibri"/>
-          <w:sz w:val="22"/>
-          <w:szCs w:val="22"/>
-        </w:rPr>
-        <w:t xml:space="preserve">With only N = 2 the −2 wraps onto index 0: (3−2, 5) = (1,5). Need N ≥ K+L−1.</w:t>
+        <w:t xml:space="preserve">Data: b = (1, 2) and s = (3, −1) (lengths K = L = 2).</w:t>
+      </w:r>
+    </w:p>
+    <w:p>
+      <w:pPr>
+        <w:pStyle w:val="ListParagraph"/>
+        <w:numPr>
+          <w:ilvl w:val="0"/>
+          <w:numId w:val="2"/>
+        </w:numPr>
+        <w:spacing w:after="80"/>
+      </w:pPr>
+      <w:r>
+        <w:rPr>
+          <w:rFonts w:ascii="Calibri" w:cs="Calibri" w:eastAsia="Calibri" w:hAnsi="Calibri"/>
+          <w:sz w:val="22"/>
+          <w:szCs w:val="22"/>
+        </w:rPr>
+        <w:t xml:space="preserve">Step 1 — linear convolution c[n] = Σ_m b[m] s[n−m] (zero outside the vector): c[0] = 1·3 = 3. c[1] = b₀s₁ + b₁s₀ = 1(−1) + 2(3) = −1 + 6 = 5. c[2] = b₁s₁ = 2(−1) = −2. So b * s = (3, 5, −2) — length K + L − 1 = 3.</w:t>
+      </w:r>
+    </w:p>
+    <w:p>
+      <w:pPr>
+        <w:pStyle w:val="ListParagraph"/>
+        <w:numPr>
+          <w:ilvl w:val="0"/>
+          <w:numId w:val="2"/>
+        </w:numPr>
+        <w:spacing w:after="80"/>
+      </w:pPr>
+      <w:r>
+        <w:rPr>
+          <w:rFonts w:ascii="Calibri" w:cs="Calibri" w:eastAsia="Calibri" w:hAnsi="Calibri"/>
+          <w:sz w:val="22"/>
+          <w:szCs w:val="22"/>
+        </w:rPr>
+        <w:t xml:space="preserve">Step 2 — padding rule: linear convolution of lengths K and L equals circular convolution once both are zero-padded to N ≥ K + L − 1. Here N = 3: b = (1, 2, 0), s = (3, −1, 0).</w:t>
+      </w:r>
+    </w:p>
+    <w:p>
+      <w:pPr>
+        <w:pStyle w:val="ListParagraph"/>
+        <w:numPr>
+          <w:ilvl w:val="0"/>
+          <w:numId w:val="2"/>
+        </w:numPr>
+        <w:spacing w:after="80"/>
+      </w:pPr>
+      <w:r>
+        <w:rPr>
+          <w:rFonts w:ascii="Calibri" w:cs="Calibri" w:eastAsia="Calibri" w:hAnsi="Calibri"/>
+          <w:sz w:val="22"/>
+          <w:szCs w:val="22"/>
+        </w:rPr>
+        <w:t xml:space="preserve">Step 3 — circular sum (b⊛s)[n] = Σ_m b[m]s[(n−m) mod 3]. n = 0: b₀s₀ + b₁s₂ + b₂s₁ = 1·3 + 2·0 + 0·(−1) = 3. n = 1: b₀s₁ + b₁s₀ + b₂s₂ = 1(−1) + 2(3) + 0 = 5. n = 2: b₀s₂ + b₁s₁ + b₂s₀ = 0 + 2(−1) + 0 = −2. Result (3, 5, −2) ✓.</w:t>
+      </w:r>
+    </w:p>
+    <w:p>
+      <w:pPr>
+        <w:pStyle w:val="ListParagraph"/>
+        <w:numPr>
+          <w:ilvl w:val="0"/>
+          <w:numId w:val="2"/>
+        </w:numPr>
+        <w:spacing w:after="80"/>
+      </w:pPr>
+      <w:r>
+        <w:rPr>
+          <w:rFonts w:ascii="Calibri" w:cs="Calibri" w:eastAsia="Calibri" w:hAnsi="Calibri"/>
+          <w:sz w:val="22"/>
+          <w:szCs w:val="22"/>
+        </w:rPr>
+        <w:t xml:space="preserve">Why N = 3 is needed: with N = 2 the entry −2 (index 2) wraps onto index 0: (3 + (−2), 5) = (1, 5). Check with the sum rule: 1 + 5 = 6 = (1+2)(3−1) = 3·2 ✓ (the total is preserved, the shape is not).</w:t>
       </w:r>
     </w:p>
     <w:p>
@@ -1319,7 +2279,79 @@
           <w:sz w:val="22"/>
           <w:szCs w:val="22"/>
         </w:rPr>
-        <w:t xml:space="preserve">2 min. x = M copies of s (length L), N = ML. X = M[S[0],0_{M−1},S[1],0_{M−1},…]. The kM-th length-N Fourier sinusoid is the k-th length-L one repeated, so only those bins fire.</w:t>
+        <w:t xml:space="preserve">Notation (now also on the slide). 0_{M−1} is a block of M − 1 zeros. [a; b] stacks a on top of b in one column. So [s; s; …; s] is s repeated M times, one below the other, and the length is N = ML.</w:t>
+      </w:r>
+    </w:p>
+    <w:p>
+      <w:pPr>
+        <w:pStyle w:val="ListParagraph"/>
+        <w:numPr>
+          <w:ilvl w:val="0"/>
+          <w:numId w:val="2"/>
+        </w:numPr>
+        <w:spacing w:after="80"/>
+      </w:pPr>
+      <w:r>
+        <w:rPr>
+          <w:rFonts w:ascii="Calibri" w:cs="Calibri" w:eastAsia="Calibri" w:hAnsi="Calibri"/>
+          <w:sz w:val="22"/>
+          <w:szCs w:val="22"/>
+        </w:rPr>
+        <w:t xml:space="preserve">Statement: x = M copies of s (length L) ⇒ X = M·[S[0], 0_{M−1}, S[1], 0_{M−1}, …, S[L−1], 0_{M−1}]ᵀ: the length-L spectrum with M − 1 zeros inserted after every entry, all multiplied by M.</w:t>
+      </w:r>
+    </w:p>
+    <w:p>
+      <w:pPr>
+        <w:pStyle w:val="ListParagraph"/>
+        <w:numPr>
+          <w:ilvl w:val="0"/>
+          <w:numId w:val="2"/>
+        </w:numPr>
+        <w:spacing w:after="80"/>
+      </w:pPr>
+      <w:r>
+        <w:rPr>
+          <w:rFonts w:ascii="Calibri" w:cs="Calibri" w:eastAsia="Calibri" w:hAnsi="Calibri"/>
+          <w:sz w:val="22"/>
+          <w:szCs w:val="22"/>
+        </w:rPr>
+        <w:t xml:space="preserve">Example M = 2, s = (1, 3): x = (1, 3, 1, 3) and X = 2·[S[0], 0, S[1], 0] — filled in on slide 19: (8, 0, −4, 0).</w:t>
+      </w:r>
+    </w:p>
+    <w:p>
+      <w:pPr>
+        <w:pStyle w:val="ListParagraph"/>
+        <w:numPr>
+          <w:ilvl w:val="0"/>
+          <w:numId w:val="2"/>
+        </w:numPr>
+        <w:spacing w:after="80"/>
+      </w:pPr>
+      <w:r>
+        <w:rPr>
+          <w:rFonts w:ascii="Calibri" w:cs="Calibri" w:eastAsia="Calibri" w:hAnsi="Calibri"/>
+          <w:sz w:val="22"/>
+          <w:szCs w:val="22"/>
+        </w:rPr>
+        <w:t xml:space="preserve">Why only some bins fire: when N = ML, the kM-th Fourier sinusoid of length N is e^{j2π(kM)n/(ML)} = e^{j2πkn/L}: exactly the k-th Fourier sinusoid of length L, repeated. Only those match the periodic x.</w:t>
+      </w:r>
+    </w:p>
+    <w:p>
+      <w:pPr>
+        <w:pStyle w:val="ListParagraph"/>
+        <w:numPr>
+          <w:ilvl w:val="0"/>
+          <w:numId w:val="2"/>
+        </w:numPr>
+        <w:spacing w:after="80"/>
+      </w:pPr>
+      <w:r>
+        <w:rPr>
+          <w:rFonts w:ascii="Calibri" w:cs="Calibri" w:eastAsia="Calibri" w:hAnsi="Calibri"/>
+          <w:sz w:val="22"/>
+          <w:szCs w:val="22"/>
+        </w:rPr>
+        <w:t xml:space="preserve">Why the factor M: the M copies each contribute the same amount, and the M equal contributions add (derivation on the next slide).</w:t>
       </w:r>
     </w:p>
     <w:p>
@@ -1367,7 +2399,97 @@
           <w:sz w:val="22"/>
           <w:szCs w:val="22"/>
         </w:rPr>
-        <w:t xml:space="preserve">3 min. Step 1: block decomposition, X[k] = [Σ_n s[n]e^{−j2πkn/N}] Σ_{r=0}^{M−1} e^{−j2πkr/M}. Step 2: geometric sum over r is 0 unless M divides k, then M. Step 3: for k = iM, X[iM] = M S[i].</w:t>
+        <w:t xml:space="preserve">Setup: N = ML and x[n + rL] = s[n] for n = 0…L−1 and r = 0…M−1 (block r is a copy of s).</w:t>
+      </w:r>
+    </w:p>
+    <w:p>
+      <w:pPr>
+        <w:pStyle w:val="ListParagraph"/>
+        <w:numPr>
+          <w:ilvl w:val="0"/>
+          <w:numId w:val="2"/>
+        </w:numPr>
+        <w:spacing w:after="80"/>
+      </w:pPr>
+      <w:r>
+        <w:rPr>
+          <w:rFonts w:ascii="Calibri" w:cs="Calibri" w:eastAsia="Calibri" w:hAnsi="Calibri"/>
+          <w:sz w:val="22"/>
+          <w:szCs w:val="22"/>
+        </w:rPr>
+        <w:t xml:space="preserve">Step 1 — split the DFT sum into M blocks, index n + rL: X[k] = Σ_{r=0}^{M−1} Σ_{n=0}^{L−1} s[n] e^{−j2πk(n+rL)/(ML)}.</w:t>
+      </w:r>
+    </w:p>
+    <w:p>
+      <w:pPr>
+        <w:pStyle w:val="ListParagraph"/>
+        <w:numPr>
+          <w:ilvl w:val="0"/>
+          <w:numId w:val="2"/>
+        </w:numPr>
+        <w:spacing w:after="80"/>
+      </w:pPr>
+      <w:r>
+        <w:rPr>
+          <w:rFonts w:ascii="Calibri" w:cs="Calibri" w:eastAsia="Calibri" w:hAnsi="Calibri"/>
+          <w:sz w:val="22"/>
+          <w:szCs w:val="22"/>
+        </w:rPr>
+        <w:t xml:space="preserve">Step 2 — split the exponent: e^{−j2πk(n+rL)/(ML)} = e^{−j2πkn/N} · e^{−j2πk rL/(ML)} = e^{−j2πkn/N} · e^{−j2πkr/M} (L cancels). Then X[k] = [Σ_n s[n]e^{−j2πkn/N}] · [Σ_{r=0}^{M−1} e^{−j2πkr/M}].</w:t>
+      </w:r>
+    </w:p>
+    <w:p>
+      <w:pPr>
+        <w:pStyle w:val="ListParagraph"/>
+        <w:numPr>
+          <w:ilvl w:val="0"/>
+          <w:numId w:val="2"/>
+        </w:numPr>
+        <w:spacing w:after="80"/>
+      </w:pPr>
+      <w:r>
+        <w:rPr>
+          <w:rFonts w:ascii="Calibri" w:cs="Calibri" w:eastAsia="Calibri" w:hAnsi="Calibri"/>
+          <w:sz w:val="22"/>
+          <w:szCs w:val="22"/>
+        </w:rPr>
+        <w:t xml:space="preserve">Step 3 — the geometric sum over r: ratio ρ = e^{−j2πk/M}, and ρᴹ = e^{−j2πk} = 1. If M does not divide k (written M ∤ k; now spelled out on the slide), then ρ ≠ 1 and Σ ρʳ = (1 − ρᴹ)/(1 − ρ) = 0. If k = iM then ρ = 1 and the sum is M.</w:t>
+      </w:r>
+    </w:p>
+    <w:p>
+      <w:pPr>
+        <w:pStyle w:val="ListParagraph"/>
+        <w:numPr>
+          <w:ilvl w:val="0"/>
+          <w:numId w:val="2"/>
+        </w:numPr>
+        <w:spacing w:after="80"/>
+      </w:pPr>
+      <w:r>
+        <w:rPr>
+          <w:rFonts w:ascii="Calibri" w:cs="Calibri" w:eastAsia="Calibri" w:hAnsi="Calibri"/>
+          <w:sz w:val="22"/>
+          <w:szCs w:val="22"/>
+        </w:rPr>
+        <w:t xml:space="preserve">Step 4 — surviving bins k = iM: e^{−j2πiMn/(ML)} = e^{−j2πin/L}, so the first bracket is Σ_n s[n]e^{−j2πin/L} = S[i]. Hence X[iM] = M·S[i].</w:t>
+      </w:r>
+    </w:p>
+    <w:p>
+      <w:pPr>
+        <w:pStyle w:val="ListParagraph"/>
+        <w:numPr>
+          <w:ilvl w:val="0"/>
+          <w:numId w:val="2"/>
+        </w:numPr>
+        <w:spacing w:after="80"/>
+      </w:pPr>
+      <w:r>
+        <w:rPr>
+          <w:rFonts w:ascii="Calibri" w:cs="Calibri" w:eastAsia="Calibri" w:hAnsi="Calibri"/>
+          <w:sz w:val="22"/>
+          <w:szCs w:val="22"/>
+        </w:rPr>
+        <w:t xml:space="preserve">Numbers L = 2, M = 2 (N = 4): k = 1: ρ = e^{−jπ} = −1, Σ_{r=0}^{1} ρʳ = 1 + (−1) = 0, so X[1] = 0. k = 2: ρ = e^{−j2π} = 1, Σ = 1 + 1 = 2 = M, so X[2] = 2S[1].</w:t>
       </w:r>
     </w:p>
     <w:p>
@@ -1415,25 +2537,97 @@
           <w:sz w:val="22"/>
           <w:szCs w:val="22"/>
         </w:rPr>
-        <w:t xml:space="preserve">3 min. s = (1,3), M = 2, x = (1,3,1,3). S = (4,−2). Prediction X = (8,0,−4,0).</w:t>
-      </w:r>
-    </w:p>
-    <w:p>
-      <w:pPr>
-        <w:pStyle w:val="ListParagraph"/>
-        <w:numPr>
-          <w:ilvl w:val="0"/>
-          <w:numId w:val="2"/>
-        </w:numPr>
-        <w:spacing w:after="80"/>
-      </w:pPr>
-      <w:r>
-        <w:rPr>
-          <w:rFonts w:ascii="Calibri" w:cs="Calibri" w:eastAsia="Calibri" w:hAnsi="Calibri"/>
-          <w:sz w:val="22"/>
-          <w:szCs w:val="22"/>
-        </w:rPr>
-        <w:t xml:space="preserve">Direct: X[0] = 8; X[1] = 1 − 3j − 1 + 3j = 0; X[2] = 1 − 3 + 1 − 3 = −4; X[3] = 1 + 3j − 1 − 3j = 0. Matches.</w:t>
+        <w:t xml:space="preserve">Data: s = (1, 3) (L = 2), M = 2, x = (1, 3, 1, 3), N = ML = 4.</w:t>
+      </w:r>
+    </w:p>
+    <w:p>
+      <w:pPr>
+        <w:pStyle w:val="ListParagraph"/>
+        <w:numPr>
+          <w:ilvl w:val="0"/>
+          <w:numId w:val="2"/>
+        </w:numPr>
+        <w:spacing w:after="80"/>
+      </w:pPr>
+      <w:r>
+        <w:rPr>
+          <w:rFonts w:ascii="Calibri" w:cs="Calibri" w:eastAsia="Calibri" w:hAnsi="Calibri"/>
+          <w:sz w:val="22"/>
+          <w:szCs w:val="22"/>
+        </w:rPr>
+        <w:t xml:space="preserve">Step 1 — DFT of s (length 2, factor e^{−jπk}): S[0] = 1 + 3 = 4; S[1] = 1 + 3(−1) = −2.</w:t>
+      </w:r>
+    </w:p>
+    <w:p>
+      <w:pPr>
+        <w:pStyle w:val="ListParagraph"/>
+        <w:numPr>
+          <w:ilvl w:val="0"/>
+          <w:numId w:val="2"/>
+        </w:numPr>
+        <w:spacing w:after="80"/>
+      </w:pPr>
+      <w:r>
+        <w:rPr>
+          <w:rFonts w:ascii="Calibri" w:cs="Calibri" w:eastAsia="Calibri" w:hAnsi="Calibri"/>
+          <w:sz w:val="22"/>
+          <w:szCs w:val="22"/>
+        </w:rPr>
+        <w:t xml:space="preserve">Step 2 — prediction X = M[S[0], 0, S[1], 0] = 2(4, 0, −2, 0) = (8, 0, −4, 0).</w:t>
+      </w:r>
+    </w:p>
+    <w:p>
+      <w:pPr>
+        <w:pStyle w:val="ListParagraph"/>
+        <w:numPr>
+          <w:ilvl w:val="0"/>
+          <w:numId w:val="2"/>
+        </w:numPr>
+        <w:spacing w:after="80"/>
+      </w:pPr>
+      <w:r>
+        <w:rPr>
+          <w:rFonts w:ascii="Calibri" w:cs="Calibri" w:eastAsia="Calibri" w:hAnsi="Calibri"/>
+          <w:sz w:val="22"/>
+          <w:szCs w:val="22"/>
+        </w:rPr>
+        <w:t xml:space="preserve">Step 3 — direct DFT with factors (−j)^{kn}: X[0] = 1 + 3 + 1 + 3 = 8. X[1] = 1 + 3(−j) + 1(−1) + 3(j) = 1 − 3j − 1 + 3j = 0. X[2] = 1 + 3(−1) + 1(1) + 3(−1) = 1 − 3 + 1 − 3 = −4. X[3] = 1 + 3(j) + 1(−1) + 3(−j) = 1 + 3j − 1 − 3j = 0.</w:t>
+      </w:r>
+    </w:p>
+    <w:p>
+      <w:pPr>
+        <w:pStyle w:val="ListParagraph"/>
+        <w:numPr>
+          <w:ilvl w:val="0"/>
+          <w:numId w:val="2"/>
+        </w:numPr>
+        <w:spacing w:after="80"/>
+      </w:pPr>
+      <w:r>
+        <w:rPr>
+          <w:rFonts w:ascii="Calibri" w:cs="Calibri" w:eastAsia="Calibri" w:hAnsi="Calibri"/>
+          <w:sz w:val="22"/>
+          <w:szCs w:val="22"/>
+        </w:rPr>
+        <w:t xml:space="preserve">Step 4 — compare: (8, 0, −4, 0) equals the prediction ✓. Bins 0 and 2 = M·1 carry 2S[0] and 2S[1]; bins 1 and 3 vanish.</w:t>
+      </w:r>
+    </w:p>
+    <w:p>
+      <w:pPr>
+        <w:pStyle w:val="ListParagraph"/>
+        <w:numPr>
+          <w:ilvl w:val="0"/>
+          <w:numId w:val="2"/>
+        </w:numPr>
+        <w:spacing w:after="80"/>
+      </w:pPr>
+      <w:r>
+        <w:rPr>
+          <w:rFonts w:ascii="Calibri" w:cs="Calibri" w:eastAsia="Calibri" w:hAnsi="Calibri"/>
+          <w:sz w:val="22"/>
+          <w:szCs w:val="22"/>
+        </w:rPr>
+        <w:t xml:space="preserve">Next slide: same idea with L = 3, M = 4, symbolic.</w:t>
       </w:r>
     </w:p>
     <w:p>
@@ -1481,7 +2675,25 @@
           <w:sz w:val="22"/>
           <w:szCs w:val="22"/>
         </w:rPr>
-        <w:t xml:space="preserve">5 min. s = (a,b,c) with DFT (A,B,C), four copies. Questions: x, X, nonzero bins and multiplier.</w:t>
+        <w:t xml:space="preserve">Data: L = 3, M = 4, s = (a, b, c)ᵀ ↔ S = (A, B, C)ᵀ. Questions: x? X? which bins are nonzero? what multiplier?</w:t>
+      </w:r>
+    </w:p>
+    <w:p>
+      <w:pPr>
+        <w:pStyle w:val="ListParagraph"/>
+        <w:numPr>
+          <w:ilvl w:val="0"/>
+          <w:numId w:val="2"/>
+        </w:numPr>
+        <w:spacing w:after="80"/>
+      </w:pPr>
+      <w:r>
+        <w:rPr>
+          <w:rFonts w:ascii="Calibri" w:cs="Calibri" w:eastAsia="Calibri" w:hAnsi="Calibri"/>
+          <w:sz w:val="22"/>
+          <w:szCs w:val="22"/>
+        </w:rPr>
+        <w:t xml:space="preserve">Hints for the board: x has length N = ML = 12 (a, b, c written four times). Bins that can fire are k = iM = 4i, i = 0, 1, 2, i.e. k = 0, 4, 8. Multiplier M = 4. Give 5 minutes.</w:t>
       </w:r>
     </w:p>
     <w:p>
@@ -1529,25 +2741,79 @@
           <w:sz w:val="22"/>
           <w:szCs w:val="22"/>
         </w:rPr>
-        <w:t xml:space="preserve">3 min. X = (4A,0,0,0,4B,0,0,0,4C,0,0,0); bins 0, 4, 8, Ω_k = 0, 2π/3, 4π/3, the length-3 Fourier frequencies.</w:t>
-      </w:r>
-    </w:p>
-    <w:p>
-      <w:pPr>
-        <w:pStyle w:val="ListParagraph"/>
-        <w:numPr>
-          <w:ilvl w:val="0"/>
-          <w:numId w:val="2"/>
-        </w:numPr>
-        <w:spacing w:after="80"/>
-      </w:pPr>
-      <w:r>
-        <w:rPr>
-          <w:rFonts w:ascii="Calibri" w:cs="Calibri" w:eastAsia="Calibri" w:hAnsi="Calibri"/>
-          <w:sz w:val="22"/>
-          <w:szCs w:val="22"/>
-        </w:rPr>
-        <w:t xml:space="preserve">Numeric check: s = (1,2,−1): S = (2, 0.5−2.598j, 0.5+2.598j); X[0] = 8, X[4] = 2 − 10.39j.</w:t>
+        <w:t xml:space="preserve">Step 1 — signal: x = (a, b, c, a, b, c, a, b, c, a, b, c)ᵀ, N = 12.</w:t>
+      </w:r>
+    </w:p>
+    <w:p>
+      <w:pPr>
+        <w:pStyle w:val="ListParagraph"/>
+        <w:numPr>
+          <w:ilvl w:val="0"/>
+          <w:numId w:val="2"/>
+        </w:numPr>
+        <w:spacing w:after="80"/>
+      </w:pPr>
+      <w:r>
+        <w:rPr>
+          <w:rFonts w:ascii="Calibri" w:cs="Calibri" w:eastAsia="Calibri" w:hAnsi="Calibri"/>
+          <w:sz w:val="22"/>
+          <w:szCs w:val="22"/>
+        </w:rPr>
+        <w:t xml:space="preserve">Step 2 — rule X[iM] = M S[i] with M = 4: X[0] = 4A, X[4] = 4B, X[8] = 4C; all other bins 0. X = (4A, 0, 0, 0, 4B, 0, 0, 0, 4C, 0, 0, 0)ᵀ.</w:t>
+      </w:r>
+    </w:p>
+    <w:p>
+      <w:pPr>
+        <w:pStyle w:val="ListParagraph"/>
+        <w:numPr>
+          <w:ilvl w:val="0"/>
+          <w:numId w:val="2"/>
+        </w:numPr>
+        <w:spacing w:after="80"/>
+      </w:pPr>
+      <w:r>
+        <w:rPr>
+          <w:rFonts w:ascii="Calibri" w:cs="Calibri" w:eastAsia="Calibri" w:hAnsi="Calibri"/>
+          <w:sz w:val="22"/>
+          <w:szCs w:val="22"/>
+        </w:rPr>
+        <w:t xml:space="preserve">Step 3 — frequencies: Ω_k = k·2π/12. k = 0 → 0; k = 4 → 8π/12 = 2π/3; k = 8 → 16π/12 = 4π/3. These are the length-3 Fourier frequencies 2πi/3, i = 0, 1, 2 ✓.</w:t>
+      </w:r>
+    </w:p>
+    <w:p>
+      <w:pPr>
+        <w:pStyle w:val="ListParagraph"/>
+        <w:numPr>
+          <w:ilvl w:val="0"/>
+          <w:numId w:val="2"/>
+        </w:numPr>
+        <w:spacing w:after="80"/>
+      </w:pPr>
+      <w:r>
+        <w:rPr>
+          <w:rFonts w:ascii="Calibri" w:cs="Calibri" w:eastAsia="Calibri" w:hAnsi="Calibri"/>
+          <w:sz w:val="22"/>
+          <w:szCs w:val="22"/>
+        </w:rPr>
+        <w:t xml:space="preserve">Step 4 — numeric check, s = (1, 2, −1): S[0] = 1 + 2 − 1 = 2. S[1] = 1 + 2e^{−j2π/3} − e^{−j4π/3}. e^{−j2π/3} = −0.5 − 0.866j; e^{−j4π/3} = −0.5 + 0.866j. S[1] = 1 + 2(−0.5 − 0.866j) − (−0.5 + 0.866j) = 1 − 1 − 1.732j + 0.5 − 0.866j = 0.5 − 2.598j. S[2] = conj S[1] = 0.5 + 2.598j.</w:t>
+      </w:r>
+    </w:p>
+    <w:p>
+      <w:pPr>
+        <w:pStyle w:val="ListParagraph"/>
+        <w:numPr>
+          <w:ilvl w:val="0"/>
+          <w:numId w:val="2"/>
+        </w:numPr>
+        <w:spacing w:after="80"/>
+      </w:pPr>
+      <w:r>
+        <w:rPr>
+          <w:rFonts w:ascii="Calibri" w:cs="Calibri" w:eastAsia="Calibri" w:hAnsi="Calibri"/>
+          <w:sz w:val="22"/>
+          <w:szCs w:val="22"/>
+        </w:rPr>
+        <w:t xml:space="preserve">Step 5 — scale by 4: X[0] = 4(2) = 8; X[4] = 4(0.5 − 2.598j) = 2 − 10.39j; X[8] = 2 + 10.39j. The notebook prints exactly these values.</w:t>
       </w:r>
     </w:p>
     <w:p>
@@ -1595,7 +2861,43 @@
           <w:sz w:val="22"/>
           <w:szCs w:val="22"/>
         </w:rPr>
-        <w:t xml:space="preserve">2 min. Bottom right: |X| is 8 at k = 0 and 10.6 at k = 4, 8; top right |S| is 2, 2.65, 2.65, so |X[4i]| = 4|S[i]|.</w:t>
+        <w:t xml:space="preserve">Four copies, three peaks, s = (1, 2, −1), N = 12. Left column: s (length 3) and |S|. Bottom row: x (s repeated four times) and |X|.</w:t>
+      </w:r>
+    </w:p>
+    <w:p>
+      <w:pPr>
+        <w:pStyle w:val="ListParagraph"/>
+        <w:numPr>
+          <w:ilvl w:val="0"/>
+          <w:numId w:val="2"/>
+        </w:numPr>
+        <w:spacing w:after="80"/>
+      </w:pPr>
+      <w:r>
+        <w:rPr>
+          <w:rFonts w:ascii="Calibri" w:cs="Calibri" w:eastAsia="Calibri" w:hAnsi="Calibri"/>
+          <w:sz w:val="22"/>
+          <w:szCs w:val="22"/>
+        </w:rPr>
+        <w:t xml:space="preserve">|S| = (2, 2.646, 2.646): |S[1]| = √(0.5² + 2.598²) = √(0.25 + 6.75) = √7 = 2.646.</w:t>
+      </w:r>
+    </w:p>
+    <w:p>
+      <w:pPr>
+        <w:pStyle w:val="ListParagraph"/>
+        <w:numPr>
+          <w:ilvl w:val="0"/>
+          <w:numId w:val="2"/>
+        </w:numPr>
+        <w:spacing w:after="80"/>
+      </w:pPr>
+      <w:r>
+        <w:rPr>
+          <w:rFonts w:ascii="Calibri" w:cs="Calibri" w:eastAsia="Calibri" w:hAnsi="Calibri"/>
+          <w:sz w:val="22"/>
+          <w:szCs w:val="22"/>
+        </w:rPr>
+        <w:t xml:space="preserve">|X| is nonzero only at k = 0, 4, 8: |X[0]| = 4·2 = 8 and |X[4]| = |X[8]| = 4·2.646 = 10.58 (≈ 10.6). The nine other bins are zero. Point at the gap of 3 empty bins between peaks (M − 1 = 3 zeros).</w:t>
       </w:r>
     </w:p>
     <w:p>
@@ -1643,25 +2945,79 @@
           <w:sz w:val="22"/>
           <w:szCs w:val="22"/>
         </w:rPr>
-        <w:t xml:space="preserve">2 min. (1) No 1/N in DFT 8: example gives (−8,16,−8,16) instead of (−2,4,−2,4). (2) Linear instead of modular indices. (3) Circular where linear was needed: (1,5) instead of (3,5,−2). (4) M copies give M·S[k] at bins kM, zero elsewhere.</w:t>
-      </w:r>
-    </w:p>
-    <w:p>
-      <w:pPr>
-        <w:pStyle w:val="ListParagraph"/>
-        <w:numPr>
-          <w:ilvl w:val="0"/>
-          <w:numId w:val="2"/>
-        </w:numPr>
-        <w:spacing w:after="80"/>
-      </w:pPr>
-      <w:r>
-        <w:rPr>
-          <w:rFonts w:ascii="Calibri" w:cs="Calibri" w:eastAsia="Calibri" w:hAnsi="Calibri"/>
-          <w:sz w:val="22"/>
-          <w:szCs w:val="22"/>
-        </w:rPr>
-        <w:t xml:space="preserve">Self-check: the outputs of any convolution must sum to (Σa)(Σb).</w:t>
+        <w:t xml:space="preserve">Mistake 1 — missing 1/N in DFT 8. Slide 9: without it, (X ⊛ Y) = (−8, 16, −8, 16) instead of the correct (−2, 4, −2, 4). DFT 9 has no factor.</w:t>
+      </w:r>
+    </w:p>
+    <w:p>
+      <w:pPr>
+        <w:pStyle w:val="ListParagraph"/>
+        <w:numPr>
+          <w:ilvl w:val="0"/>
+          <w:numId w:val="2"/>
+        </w:numPr>
+        <w:spacing w:after="80"/>
+      </w:pPr>
+      <w:r>
+        <w:rPr>
+          <w:rFonts w:ascii="Calibri" w:cs="Calibri" w:eastAsia="Calibri" w:hAnsi="Calibri"/>
+          <w:sz w:val="22"/>
+          <w:szCs w:val="22"/>
+        </w:rPr>
+        <w:t xml:space="preserve">Mistake 2 — linear instead of modular indices. (a ⊛ b)[0] with N = 4 uses b[(0−1) mod 4] = b[3] for m = 1, b[(0−2) mod 4] = b[2], b[(0−3) mod 4] = b[1]; never b[−1].</w:t>
+      </w:r>
+    </w:p>
+    <w:p>
+      <w:pPr>
+        <w:pStyle w:val="ListParagraph"/>
+        <w:numPr>
+          <w:ilvl w:val="0"/>
+          <w:numId w:val="2"/>
+        </w:numPr>
+        <w:spacing w:after="80"/>
+      </w:pPr>
+      <w:r>
+        <w:rPr>
+          <w:rFonts w:ascii="Calibri" w:cs="Calibri" w:eastAsia="Calibri" w:hAnsi="Calibri"/>
+          <w:sz w:val="22"/>
+          <w:szCs w:val="22"/>
+        </w:rPr>
+        <w:t xml:space="preserve">Mistake 3 — circular where linear was needed. (1, 2) with (3, −1) at N = 2 gives (1, 5): the −2 wrapped onto index 0. Pad to N ≥ K + L − 1 = 3 first: (3, 5, −2).</w:t>
+      </w:r>
+    </w:p>
+    <w:p>
+      <w:pPr>
+        <w:pStyle w:val="ListParagraph"/>
+        <w:numPr>
+          <w:ilvl w:val="0"/>
+          <w:numId w:val="2"/>
+        </w:numPr>
+        <w:spacing w:after="80"/>
+      </w:pPr>
+      <w:r>
+        <w:rPr>
+          <w:rFonts w:ascii="Calibri" w:cs="Calibri" w:eastAsia="Calibri" w:hAnsi="Calibri"/>
+          <w:sz w:val="22"/>
+          <w:szCs w:val="22"/>
+        </w:rPr>
+        <w:t xml:space="preserve">Mistake 4 — reading M copies wrongly. M copies of s put M·S[k] at bins 0, M, 2M, …, and zeros elsewhere. Example M = 2, s = (1, 3): X = (8, 0, −4, 0), not (4, −2, 0, 0).</w:t>
+      </w:r>
+    </w:p>
+    <w:p>
+      <w:pPr>
+        <w:pStyle w:val="ListParagraph"/>
+        <w:numPr>
+          <w:ilvl w:val="0"/>
+          <w:numId w:val="2"/>
+        </w:numPr>
+        <w:spacing w:after="80"/>
+      </w:pPr>
+      <w:r>
+        <w:rPr>
+          <w:rFonts w:ascii="Calibri" w:cs="Calibri" w:eastAsia="Calibri" w:hAnsi="Calibri"/>
+          <w:sz w:val="22"/>
+          <w:szCs w:val="22"/>
+        </w:rPr>
+        <w:t xml:space="preserve">Self-check for any convolution answer: the outputs add to (Σa)(Σb). Example slide 7: 6 + 7 + 0 − 1 = 12 = 2 · 6.</w:t>
       </w:r>
     </w:p>
     <w:p>
@@ -1709,25 +3065,25 @@
           <w:sz w:val="22"/>
           <w:szCs w:val="22"/>
         </w:rPr>
-        <w:t xml:space="preserve">2 min. DFT 8, DFT 9, the definition, periodic extension.</w:t>
-      </w:r>
-    </w:p>
-    <w:p>
-      <w:pPr>
-        <w:pStyle w:val="ListParagraph"/>
-        <w:numPr>
-          <w:ilvl w:val="0"/>
-          <w:numId w:val="2"/>
-        </w:numPr>
-        <w:spacing w:after="80"/>
-      </w:pPr>
-      <w:r>
-        <w:rPr>
-          <w:rFonts w:ascii="Calibri" w:cs="Calibri" w:eastAsia="Calibri" w:hAnsi="Calibri"/>
-          <w:sz w:val="22"/>
-          <w:szCs w:val="22"/>
-        </w:rPr>
-        <w:t xml:space="preserve">Bridge: L17 does the opposite move: padding with zeros interpolates the spectrum, and that is how we find a sinusoid's frequency.</w:t>
+        <w:t xml:space="preserve">Two property pairs: DFT 8 x ⊙ y ↔ (1/N) X ⊛ Y and DFT 9 x ⊛ y ↔ X ⊙ Y. Definition (a ⊛ b)[n] = aᵀPⁿRb = Σ_m a[m]b[(n−m) mod N]. Periodic extension: M copies → M·S[k] at bins 0, M, 2M, ….</w:t>
+      </w:r>
+    </w:p>
+    <w:p>
+      <w:pPr>
+        <w:pStyle w:val="ListParagraph"/>
+        <w:numPr>
+          <w:ilvl w:val="0"/>
+          <w:numId w:val="2"/>
+        </w:numPr>
+        <w:spacing w:after="80"/>
+      </w:pPr>
+      <w:r>
+        <w:rPr>
+          <w:rFonts w:ascii="Calibri" w:cs="Calibri" w:eastAsia="Calibri" w:hAnsi="Calibri"/>
+          <w:sz w:val="22"/>
+          <w:szCs w:val="22"/>
+        </w:rPr>
+        <w:t xml:space="preserve">Bridge to Lecture 17: repeating a vector sparsified its spectrum; the opposite move, padding with zeros, interpolates the spectrum — that is how we locate a sinusoid's frequency.</w:t>
       </w:r>
     </w:p>
     <w:sectPr>
